--- a/docs/PMP_SchoolHub.docx
+++ b/docs/PMP_SchoolHub.docx
@@ -703,7 +703,25 @@
                 <w:sz w:val="20"/>
                 <w:szCs w:val="20"/>
               </w:rPr>
-              <w:t xml:space="preserve">Backend Laravel exposant des </w:t>
+              <w:t xml:space="preserve">Backend </w:t>
+            </w:r>
+            <w:proofErr w:type="spellStart"/>
+            <w:r>
+              <w:rPr>
+                <w:color w:val="2E2E2E"/>
+                <w:sz w:val="20"/>
+                <w:szCs w:val="20"/>
+              </w:rPr>
+              <w:t>Laravel</w:t>
+            </w:r>
+            <w:proofErr w:type="spellEnd"/>
+            <w:r>
+              <w:rPr>
+                <w:color w:val="2E2E2E"/>
+                <w:sz w:val="20"/>
+                <w:szCs w:val="20"/>
+              </w:rPr>
+              <w:t xml:space="preserve"> exposant des </w:t>
             </w:r>
             <w:proofErr w:type="spellStart"/>
             <w:r>
@@ -4193,7 +4211,25 @@
                 <w:sz w:val="20"/>
                 <w:szCs w:val="20"/>
               </w:rPr>
-              <w:t xml:space="preserve">    Installation Laravel 12.x, configuration Docker/</w:t>
+              <w:t xml:space="preserve">    Installation </w:t>
+            </w:r>
+            <w:proofErr w:type="spellStart"/>
+            <w:r>
+              <w:rPr>
+                <w:color w:val="595959"/>
+                <w:sz w:val="20"/>
+                <w:szCs w:val="20"/>
+              </w:rPr>
+              <w:t>Laravel</w:t>
+            </w:r>
+            <w:proofErr w:type="spellEnd"/>
+            <w:r>
+              <w:rPr>
+                <w:color w:val="595959"/>
+                <w:sz w:val="20"/>
+                <w:szCs w:val="20"/>
+              </w:rPr>
+              <w:t xml:space="preserve"> 12.x, configuration Docker/</w:t>
             </w:r>
             <w:proofErr w:type="spellStart"/>
             <w:r>
@@ -4327,7 +4363,43 @@
                 <w:sz w:val="20"/>
                 <w:szCs w:val="20"/>
               </w:rPr>
-              <w:t xml:space="preserve">    Mise en place Laravel Sanctum (authentification </w:t>
+              <w:t xml:space="preserve">    Mise en place </w:t>
+            </w:r>
+            <w:proofErr w:type="spellStart"/>
+            <w:r>
+              <w:rPr>
+                <w:color w:val="595959"/>
+                <w:sz w:val="20"/>
+                <w:szCs w:val="20"/>
+              </w:rPr>
+              <w:t>Laravel</w:t>
+            </w:r>
+            <w:proofErr w:type="spellEnd"/>
+            <w:r>
+              <w:rPr>
+                <w:color w:val="595959"/>
+                <w:sz w:val="20"/>
+                <w:szCs w:val="20"/>
+              </w:rPr>
+              <w:t xml:space="preserve"> </w:t>
+            </w:r>
+            <w:proofErr w:type="spellStart"/>
+            <w:r>
+              <w:rPr>
+                <w:color w:val="595959"/>
+                <w:sz w:val="20"/>
+                <w:szCs w:val="20"/>
+              </w:rPr>
+              <w:t>Sanctum</w:t>
+            </w:r>
+            <w:proofErr w:type="spellEnd"/>
+            <w:r>
+              <w:rPr>
+                <w:color w:val="595959"/>
+                <w:sz w:val="20"/>
+                <w:szCs w:val="20"/>
+              </w:rPr>
+              <w:t xml:space="preserve"> (authentification </w:t>
             </w:r>
             <w:proofErr w:type="spellStart"/>
             <w:r>
@@ -7709,9 +7781,32 @@
                 <w:sz w:val="20"/>
                 <w:szCs w:val="20"/>
               </w:rPr>
-              <w:t xml:space="preserve">PHASE 4 — Intégration, </w:t>
-            </w:r>
-            <w:proofErr w:type="spellStart"/>
+              <w:t>PHASE 4 — Intégration, Testing &amp; Déploiement</w:t>
+            </w:r>
+          </w:p>
+        </w:tc>
+        <w:tc>
+          <w:tcPr>
+            <w:tcW w:w="900" w:type="dxa"/>
+            <w:tcBorders>
+              <w:top w:val="single" w:sz="1" w:space="0" w:color="BDD7EE"/>
+              <w:left w:val="single" w:sz="1" w:space="0" w:color="BDD7EE"/>
+              <w:bottom w:val="single" w:sz="1" w:space="0" w:color="BDD7EE"/>
+              <w:right w:val="single" w:sz="1" w:space="0" w:color="BDD7EE"/>
+            </w:tcBorders>
+            <w:shd w:val="clear" w:color="auto" w:fill="1F4E79"/>
+            <w:tcMar>
+              <w:top w:w="80" w:type="dxa"/>
+              <w:left w:w="120" w:type="dxa"/>
+              <w:bottom w:w="80" w:type="dxa"/>
+              <w:right w:w="120" w:type="dxa"/>
+            </w:tcMar>
+            <w:vAlign w:val="center"/>
+          </w:tcPr>
+          <w:p>
+            <w:pPr>
+              <w:jc w:val="center"/>
+            </w:pPr>
             <w:r>
               <w:rPr>
                 <w:b/>
@@ -7720,9 +7815,1497 @@
                 <w:sz w:val="20"/>
                 <w:szCs w:val="20"/>
               </w:rPr>
-              <w:t>Testing</w:t>
+              <w:t>20 j</w:t>
+            </w:r>
+          </w:p>
+        </w:tc>
+        <w:tc>
+          <w:tcPr>
+            <w:tcW w:w="2900" w:type="dxa"/>
+            <w:tcBorders>
+              <w:top w:val="single" w:sz="1" w:space="0" w:color="BDD7EE"/>
+              <w:left w:val="single" w:sz="1" w:space="0" w:color="BDD7EE"/>
+              <w:bottom w:val="single" w:sz="1" w:space="0" w:color="BDD7EE"/>
+              <w:right w:val="single" w:sz="1" w:space="0" w:color="BDD7EE"/>
+            </w:tcBorders>
+            <w:shd w:val="clear" w:color="auto" w:fill="1F4E79"/>
+            <w:tcMar>
+              <w:top w:w="80" w:type="dxa"/>
+              <w:left w:w="120" w:type="dxa"/>
+              <w:bottom w:w="80" w:type="dxa"/>
+              <w:right w:w="120" w:type="dxa"/>
+            </w:tcMar>
+            <w:vAlign w:val="center"/>
+          </w:tcPr>
+          <w:p/>
+        </w:tc>
+      </w:tr>
+      <w:tr>
+        <w:tc>
+          <w:tcPr>
+            <w:tcW w:w="1100" w:type="dxa"/>
+            <w:tcBorders>
+              <w:top w:val="single" w:sz="1" w:space="0" w:color="BDD7EE"/>
+              <w:left w:val="single" w:sz="1" w:space="0" w:color="BDD7EE"/>
+              <w:bottom w:val="single" w:sz="1" w:space="0" w:color="BDD7EE"/>
+              <w:right w:val="single" w:sz="1" w:space="0" w:color="BDD7EE"/>
+            </w:tcBorders>
+            <w:shd w:val="clear" w:color="auto" w:fill="DEEAF1"/>
+            <w:tcMar>
+              <w:top w:w="80" w:type="dxa"/>
+              <w:left w:w="120" w:type="dxa"/>
+              <w:bottom w:w="80" w:type="dxa"/>
+              <w:right w:w="120" w:type="dxa"/>
+            </w:tcMar>
+            <w:vAlign w:val="center"/>
+          </w:tcPr>
+          <w:p>
+            <w:pPr>
+              <w:jc w:val="center"/>
+            </w:pPr>
+            <w:r>
+              <w:rPr>
+                <w:b/>
+                <w:bCs/>
+                <w:color w:val="1F4E79"/>
+                <w:sz w:val="20"/>
+                <w:szCs w:val="20"/>
+              </w:rPr>
+              <w:lastRenderedPageBreak/>
+              <w:t>1.4.1</w:t>
+            </w:r>
+          </w:p>
+        </w:tc>
+        <w:tc>
+          <w:tcPr>
+            <w:tcW w:w="4126" w:type="dxa"/>
+            <w:tcBorders>
+              <w:top w:val="single" w:sz="1" w:space="0" w:color="BDD7EE"/>
+              <w:left w:val="single" w:sz="1" w:space="0" w:color="BDD7EE"/>
+              <w:bottom w:val="single" w:sz="1" w:space="0" w:color="BDD7EE"/>
+              <w:right w:val="single" w:sz="1" w:space="0" w:color="BDD7EE"/>
+            </w:tcBorders>
+            <w:shd w:val="clear" w:color="auto" w:fill="FFFFFF"/>
+            <w:tcMar>
+              <w:top w:w="80" w:type="dxa"/>
+              <w:left w:w="120" w:type="dxa"/>
+              <w:bottom w:w="80" w:type="dxa"/>
+              <w:right w:w="120" w:type="dxa"/>
+            </w:tcMar>
+            <w:vAlign w:val="center"/>
+          </w:tcPr>
+          <w:p>
+            <w:pPr>
+              <w:rPr>
+                <w:lang w:val="en-US"/>
+              </w:rPr>
+            </w:pPr>
+            <w:r>
+              <w:rPr>
+                <w:color w:val="2E2E2E"/>
+                <w:sz w:val="20"/>
+                <w:szCs w:val="20"/>
+                <w:lang w:val="en-US"/>
+              </w:rPr>
+              <w:t xml:space="preserve">Tests </w:t>
+            </w:r>
+            <w:proofErr w:type="spellStart"/>
+            <w:r>
+              <w:rPr>
+                <w:color w:val="2E2E2E"/>
+                <w:sz w:val="20"/>
+                <w:szCs w:val="20"/>
+                <w:lang w:val="en-US"/>
+              </w:rPr>
+              <w:t>d'intégration</w:t>
             </w:r>
             <w:proofErr w:type="spellEnd"/>
+            <w:r>
+              <w:rPr>
+                <w:color w:val="2E2E2E"/>
+                <w:sz w:val="20"/>
+                <w:szCs w:val="20"/>
+                <w:lang w:val="en-US"/>
+              </w:rPr>
+              <w:t xml:space="preserve"> end-to-end</w:t>
+            </w:r>
+          </w:p>
+        </w:tc>
+        <w:tc>
+          <w:tcPr>
+            <w:tcW w:w="900" w:type="dxa"/>
+            <w:tcBorders>
+              <w:top w:val="single" w:sz="1" w:space="0" w:color="BDD7EE"/>
+              <w:left w:val="single" w:sz="1" w:space="0" w:color="BDD7EE"/>
+              <w:bottom w:val="single" w:sz="1" w:space="0" w:color="BDD7EE"/>
+              <w:right w:val="single" w:sz="1" w:space="0" w:color="BDD7EE"/>
+            </w:tcBorders>
+            <w:shd w:val="clear" w:color="auto" w:fill="FFFFFF"/>
+            <w:tcMar>
+              <w:top w:w="80" w:type="dxa"/>
+              <w:left w:w="120" w:type="dxa"/>
+              <w:bottom w:w="80" w:type="dxa"/>
+              <w:right w:w="120" w:type="dxa"/>
+            </w:tcMar>
+            <w:vAlign w:val="center"/>
+          </w:tcPr>
+          <w:p>
+            <w:pPr>
+              <w:jc w:val="center"/>
+            </w:pPr>
+            <w:r>
+              <w:rPr>
+                <w:color w:val="2E2E2E"/>
+                <w:sz w:val="20"/>
+                <w:szCs w:val="20"/>
+              </w:rPr>
+              <w:t>8 j</w:t>
+            </w:r>
+          </w:p>
+        </w:tc>
+        <w:tc>
+          <w:tcPr>
+            <w:tcW w:w="2900" w:type="dxa"/>
+            <w:tcBorders>
+              <w:top w:val="single" w:sz="1" w:space="0" w:color="BDD7EE"/>
+              <w:left w:val="single" w:sz="1" w:space="0" w:color="BDD7EE"/>
+              <w:bottom w:val="single" w:sz="1" w:space="0" w:color="BDD7EE"/>
+              <w:right w:val="single" w:sz="1" w:space="0" w:color="BDD7EE"/>
+            </w:tcBorders>
+            <w:shd w:val="clear" w:color="auto" w:fill="FFFFFF"/>
+            <w:tcMar>
+              <w:top w:w="80" w:type="dxa"/>
+              <w:left w:w="120" w:type="dxa"/>
+              <w:bottom w:w="80" w:type="dxa"/>
+              <w:right w:w="120" w:type="dxa"/>
+            </w:tcMar>
+            <w:vAlign w:val="center"/>
+          </w:tcPr>
+          <w:p>
+            <w:r>
+              <w:rPr>
+                <w:color w:val="2E2E2E"/>
+                <w:sz w:val="20"/>
+                <w:szCs w:val="20"/>
+              </w:rPr>
+              <w:t>Mechta A.</w:t>
+            </w:r>
+          </w:p>
+        </w:tc>
+      </w:tr>
+      <w:tr>
+        <w:tc>
+          <w:tcPr>
+            <w:tcW w:w="1100" w:type="dxa"/>
+            <w:tcBorders>
+              <w:top w:val="single" w:sz="1" w:space="0" w:color="BDD7EE"/>
+              <w:left w:val="single" w:sz="1" w:space="0" w:color="BDD7EE"/>
+              <w:bottom w:val="single" w:sz="1" w:space="0" w:color="BDD7EE"/>
+              <w:right w:val="single" w:sz="1" w:space="0" w:color="BDD7EE"/>
+            </w:tcBorders>
+            <w:shd w:val="clear" w:color="auto" w:fill="FFFFFF"/>
+            <w:tcMar>
+              <w:top w:w="80" w:type="dxa"/>
+              <w:left w:w="120" w:type="dxa"/>
+              <w:bottom w:w="80" w:type="dxa"/>
+              <w:right w:w="120" w:type="dxa"/>
+            </w:tcMar>
+            <w:vAlign w:val="center"/>
+          </w:tcPr>
+          <w:p>
+            <w:pPr>
+              <w:jc w:val="center"/>
+            </w:pPr>
+            <w:r>
+              <w:rPr>
+                <w:color w:val="595959"/>
+                <w:sz w:val="20"/>
+                <w:szCs w:val="20"/>
+              </w:rPr>
+              <w:t>1.4.1.1</w:t>
+            </w:r>
+          </w:p>
+        </w:tc>
+        <w:tc>
+          <w:tcPr>
+            <w:tcW w:w="4126" w:type="dxa"/>
+            <w:tcBorders>
+              <w:top w:val="single" w:sz="1" w:space="0" w:color="BDD7EE"/>
+              <w:left w:val="single" w:sz="1" w:space="0" w:color="BDD7EE"/>
+              <w:bottom w:val="single" w:sz="1" w:space="0" w:color="BDD7EE"/>
+              <w:right w:val="single" w:sz="1" w:space="0" w:color="BDD7EE"/>
+            </w:tcBorders>
+            <w:shd w:val="clear" w:color="auto" w:fill="FFFFFF"/>
+            <w:tcMar>
+              <w:top w:w="80" w:type="dxa"/>
+              <w:left w:w="120" w:type="dxa"/>
+              <w:bottom w:w="80" w:type="dxa"/>
+              <w:right w:w="120" w:type="dxa"/>
+            </w:tcMar>
+            <w:vAlign w:val="center"/>
+          </w:tcPr>
+          <w:p>
+            <w:r>
+              <w:rPr>
+                <w:color w:val="595959"/>
+                <w:sz w:val="20"/>
+                <w:szCs w:val="20"/>
+              </w:rPr>
+              <w:t xml:space="preserve">    Tests E2E (scénarios complets : connexion → bulletin)</w:t>
+            </w:r>
+          </w:p>
+        </w:tc>
+        <w:tc>
+          <w:tcPr>
+            <w:tcW w:w="900" w:type="dxa"/>
+            <w:tcBorders>
+              <w:top w:val="single" w:sz="1" w:space="0" w:color="BDD7EE"/>
+              <w:left w:val="single" w:sz="1" w:space="0" w:color="BDD7EE"/>
+              <w:bottom w:val="single" w:sz="1" w:space="0" w:color="BDD7EE"/>
+              <w:right w:val="single" w:sz="1" w:space="0" w:color="BDD7EE"/>
+            </w:tcBorders>
+            <w:shd w:val="clear" w:color="auto" w:fill="FFFFFF"/>
+            <w:tcMar>
+              <w:top w:w="80" w:type="dxa"/>
+              <w:left w:w="120" w:type="dxa"/>
+              <w:bottom w:w="80" w:type="dxa"/>
+              <w:right w:w="120" w:type="dxa"/>
+            </w:tcMar>
+            <w:vAlign w:val="center"/>
+          </w:tcPr>
+          <w:p>
+            <w:pPr>
+              <w:jc w:val="center"/>
+            </w:pPr>
+            <w:r>
+              <w:rPr>
+                <w:color w:val="2E2E2E"/>
+                <w:sz w:val="20"/>
+                <w:szCs w:val="20"/>
+              </w:rPr>
+              <w:t>5 j</w:t>
+            </w:r>
+          </w:p>
+        </w:tc>
+        <w:tc>
+          <w:tcPr>
+            <w:tcW w:w="2900" w:type="dxa"/>
+            <w:tcBorders>
+              <w:top w:val="single" w:sz="1" w:space="0" w:color="BDD7EE"/>
+              <w:left w:val="single" w:sz="1" w:space="0" w:color="BDD7EE"/>
+              <w:bottom w:val="single" w:sz="1" w:space="0" w:color="BDD7EE"/>
+              <w:right w:val="single" w:sz="1" w:space="0" w:color="BDD7EE"/>
+            </w:tcBorders>
+            <w:shd w:val="clear" w:color="auto" w:fill="FFFFFF"/>
+            <w:tcMar>
+              <w:top w:w="80" w:type="dxa"/>
+              <w:left w:w="120" w:type="dxa"/>
+              <w:bottom w:w="80" w:type="dxa"/>
+              <w:right w:w="120" w:type="dxa"/>
+            </w:tcMar>
+            <w:vAlign w:val="center"/>
+          </w:tcPr>
+          <w:p>
+            <w:r>
+              <w:rPr>
+                <w:color w:val="2E2E2E"/>
+                <w:sz w:val="20"/>
+                <w:szCs w:val="20"/>
+              </w:rPr>
+              <w:t>Mechta A.</w:t>
+            </w:r>
+          </w:p>
+        </w:tc>
+      </w:tr>
+      <w:tr>
+        <w:tc>
+          <w:tcPr>
+            <w:tcW w:w="1100" w:type="dxa"/>
+            <w:tcBorders>
+              <w:top w:val="single" w:sz="1" w:space="0" w:color="BDD7EE"/>
+              <w:left w:val="single" w:sz="1" w:space="0" w:color="BDD7EE"/>
+              <w:bottom w:val="single" w:sz="1" w:space="0" w:color="BDD7EE"/>
+              <w:right w:val="single" w:sz="1" w:space="0" w:color="BDD7EE"/>
+            </w:tcBorders>
+            <w:shd w:val="clear" w:color="auto" w:fill="FFFFFF"/>
+            <w:tcMar>
+              <w:top w:w="80" w:type="dxa"/>
+              <w:left w:w="120" w:type="dxa"/>
+              <w:bottom w:w="80" w:type="dxa"/>
+              <w:right w:w="120" w:type="dxa"/>
+            </w:tcMar>
+            <w:vAlign w:val="center"/>
+          </w:tcPr>
+          <w:p>
+            <w:pPr>
+              <w:jc w:val="center"/>
+            </w:pPr>
+            <w:r>
+              <w:rPr>
+                <w:color w:val="595959"/>
+                <w:sz w:val="20"/>
+                <w:szCs w:val="20"/>
+              </w:rPr>
+              <w:t>1.4.1.2</w:t>
+            </w:r>
+          </w:p>
+        </w:tc>
+        <w:tc>
+          <w:tcPr>
+            <w:tcW w:w="4126" w:type="dxa"/>
+            <w:tcBorders>
+              <w:top w:val="single" w:sz="1" w:space="0" w:color="BDD7EE"/>
+              <w:left w:val="single" w:sz="1" w:space="0" w:color="BDD7EE"/>
+              <w:bottom w:val="single" w:sz="1" w:space="0" w:color="BDD7EE"/>
+              <w:right w:val="single" w:sz="1" w:space="0" w:color="BDD7EE"/>
+            </w:tcBorders>
+            <w:shd w:val="clear" w:color="auto" w:fill="F9F9F9"/>
+            <w:tcMar>
+              <w:top w:w="80" w:type="dxa"/>
+              <w:left w:w="120" w:type="dxa"/>
+              <w:bottom w:w="80" w:type="dxa"/>
+              <w:right w:w="120" w:type="dxa"/>
+            </w:tcMar>
+            <w:vAlign w:val="center"/>
+          </w:tcPr>
+          <w:p>
+            <w:r>
+              <w:rPr>
+                <w:color w:val="595959"/>
+                <w:sz w:val="20"/>
+                <w:szCs w:val="20"/>
+              </w:rPr>
+              <w:t xml:space="preserve">    Audit de sécurité applicative (OWASP Top 10)</w:t>
+            </w:r>
+          </w:p>
+        </w:tc>
+        <w:tc>
+          <w:tcPr>
+            <w:tcW w:w="900" w:type="dxa"/>
+            <w:tcBorders>
+              <w:top w:val="single" w:sz="1" w:space="0" w:color="BDD7EE"/>
+              <w:left w:val="single" w:sz="1" w:space="0" w:color="BDD7EE"/>
+              <w:bottom w:val="single" w:sz="1" w:space="0" w:color="BDD7EE"/>
+              <w:right w:val="single" w:sz="1" w:space="0" w:color="BDD7EE"/>
+            </w:tcBorders>
+            <w:shd w:val="clear" w:color="auto" w:fill="F9F9F9"/>
+            <w:tcMar>
+              <w:top w:w="80" w:type="dxa"/>
+              <w:left w:w="120" w:type="dxa"/>
+              <w:bottom w:w="80" w:type="dxa"/>
+              <w:right w:w="120" w:type="dxa"/>
+            </w:tcMar>
+            <w:vAlign w:val="center"/>
+          </w:tcPr>
+          <w:p>
+            <w:pPr>
+              <w:jc w:val="center"/>
+            </w:pPr>
+            <w:r>
+              <w:rPr>
+                <w:color w:val="2E2E2E"/>
+                <w:sz w:val="20"/>
+                <w:szCs w:val="20"/>
+              </w:rPr>
+              <w:t>3 j</w:t>
+            </w:r>
+          </w:p>
+        </w:tc>
+        <w:tc>
+          <w:tcPr>
+            <w:tcW w:w="2900" w:type="dxa"/>
+            <w:tcBorders>
+              <w:top w:val="single" w:sz="1" w:space="0" w:color="BDD7EE"/>
+              <w:left w:val="single" w:sz="1" w:space="0" w:color="BDD7EE"/>
+              <w:bottom w:val="single" w:sz="1" w:space="0" w:color="BDD7EE"/>
+              <w:right w:val="single" w:sz="1" w:space="0" w:color="BDD7EE"/>
+            </w:tcBorders>
+            <w:shd w:val="clear" w:color="auto" w:fill="F9F9F9"/>
+            <w:tcMar>
+              <w:top w:w="80" w:type="dxa"/>
+              <w:left w:w="120" w:type="dxa"/>
+              <w:bottom w:w="80" w:type="dxa"/>
+              <w:right w:w="120" w:type="dxa"/>
+            </w:tcMar>
+            <w:vAlign w:val="center"/>
+          </w:tcPr>
+          <w:p>
+            <w:r>
+              <w:rPr>
+                <w:color w:val="2E2E2E"/>
+                <w:sz w:val="20"/>
+                <w:szCs w:val="20"/>
+              </w:rPr>
+              <w:t>Mechta A.</w:t>
+            </w:r>
+          </w:p>
+        </w:tc>
+      </w:tr>
+      <w:tr>
+        <w:tc>
+          <w:tcPr>
+            <w:tcW w:w="1100" w:type="dxa"/>
+            <w:tcBorders>
+              <w:top w:val="single" w:sz="1" w:space="0" w:color="BDD7EE"/>
+              <w:left w:val="single" w:sz="1" w:space="0" w:color="BDD7EE"/>
+              <w:bottom w:val="single" w:sz="1" w:space="0" w:color="BDD7EE"/>
+              <w:right w:val="single" w:sz="1" w:space="0" w:color="BDD7EE"/>
+            </w:tcBorders>
+            <w:shd w:val="clear" w:color="auto" w:fill="DEEAF1"/>
+            <w:tcMar>
+              <w:top w:w="80" w:type="dxa"/>
+              <w:left w:w="120" w:type="dxa"/>
+              <w:bottom w:w="80" w:type="dxa"/>
+              <w:right w:w="120" w:type="dxa"/>
+            </w:tcMar>
+            <w:vAlign w:val="center"/>
+          </w:tcPr>
+          <w:p>
+            <w:pPr>
+              <w:jc w:val="center"/>
+            </w:pPr>
+            <w:r>
+              <w:rPr>
+                <w:b/>
+                <w:bCs/>
+                <w:color w:val="1F4E79"/>
+                <w:sz w:val="20"/>
+                <w:szCs w:val="20"/>
+              </w:rPr>
+              <w:t>1.4.2</w:t>
+            </w:r>
+          </w:p>
+        </w:tc>
+        <w:tc>
+          <w:tcPr>
+            <w:tcW w:w="4126" w:type="dxa"/>
+            <w:tcBorders>
+              <w:top w:val="single" w:sz="1" w:space="0" w:color="BDD7EE"/>
+              <w:left w:val="single" w:sz="1" w:space="0" w:color="BDD7EE"/>
+              <w:bottom w:val="single" w:sz="1" w:space="0" w:color="BDD7EE"/>
+              <w:right w:val="single" w:sz="1" w:space="0" w:color="BDD7EE"/>
+            </w:tcBorders>
+            <w:shd w:val="clear" w:color="auto" w:fill="EBF3FB"/>
+            <w:tcMar>
+              <w:top w:w="80" w:type="dxa"/>
+              <w:left w:w="120" w:type="dxa"/>
+              <w:bottom w:w="80" w:type="dxa"/>
+              <w:right w:w="120" w:type="dxa"/>
+            </w:tcMar>
+            <w:vAlign w:val="center"/>
+          </w:tcPr>
+          <w:p>
+            <w:r>
+              <w:rPr>
+                <w:color w:val="2E2E2E"/>
+                <w:sz w:val="20"/>
+                <w:szCs w:val="20"/>
+              </w:rPr>
+              <w:t>Optimisation des performances</w:t>
+            </w:r>
+          </w:p>
+        </w:tc>
+        <w:tc>
+          <w:tcPr>
+            <w:tcW w:w="900" w:type="dxa"/>
+            <w:tcBorders>
+              <w:top w:val="single" w:sz="1" w:space="0" w:color="BDD7EE"/>
+              <w:left w:val="single" w:sz="1" w:space="0" w:color="BDD7EE"/>
+              <w:bottom w:val="single" w:sz="1" w:space="0" w:color="BDD7EE"/>
+              <w:right w:val="single" w:sz="1" w:space="0" w:color="BDD7EE"/>
+            </w:tcBorders>
+            <w:shd w:val="clear" w:color="auto" w:fill="EBF3FB"/>
+            <w:tcMar>
+              <w:top w:w="80" w:type="dxa"/>
+              <w:left w:w="120" w:type="dxa"/>
+              <w:bottom w:w="80" w:type="dxa"/>
+              <w:right w:w="120" w:type="dxa"/>
+            </w:tcMar>
+            <w:vAlign w:val="center"/>
+          </w:tcPr>
+          <w:p>
+            <w:pPr>
+              <w:jc w:val="center"/>
+            </w:pPr>
+            <w:r>
+              <w:rPr>
+                <w:color w:val="2E2E2E"/>
+                <w:sz w:val="20"/>
+                <w:szCs w:val="20"/>
+              </w:rPr>
+              <w:t>6 j</w:t>
+            </w:r>
+          </w:p>
+        </w:tc>
+        <w:tc>
+          <w:tcPr>
+            <w:tcW w:w="2900" w:type="dxa"/>
+            <w:tcBorders>
+              <w:top w:val="single" w:sz="1" w:space="0" w:color="BDD7EE"/>
+              <w:left w:val="single" w:sz="1" w:space="0" w:color="BDD7EE"/>
+              <w:bottom w:val="single" w:sz="1" w:space="0" w:color="BDD7EE"/>
+              <w:right w:val="single" w:sz="1" w:space="0" w:color="BDD7EE"/>
+            </w:tcBorders>
+            <w:shd w:val="clear" w:color="auto" w:fill="EBF3FB"/>
+            <w:tcMar>
+              <w:top w:w="80" w:type="dxa"/>
+              <w:left w:w="120" w:type="dxa"/>
+              <w:bottom w:w="80" w:type="dxa"/>
+              <w:right w:w="120" w:type="dxa"/>
+            </w:tcMar>
+            <w:vAlign w:val="center"/>
+          </w:tcPr>
+          <w:p>
+            <w:r>
+              <w:rPr>
+                <w:color w:val="2E2E2E"/>
+                <w:sz w:val="20"/>
+                <w:szCs w:val="20"/>
+              </w:rPr>
+              <w:t>Mechta A.</w:t>
+            </w:r>
+          </w:p>
+        </w:tc>
+      </w:tr>
+      <w:tr>
+        <w:tc>
+          <w:tcPr>
+            <w:tcW w:w="1100" w:type="dxa"/>
+            <w:tcBorders>
+              <w:top w:val="single" w:sz="1" w:space="0" w:color="BDD7EE"/>
+              <w:left w:val="single" w:sz="1" w:space="0" w:color="BDD7EE"/>
+              <w:bottom w:val="single" w:sz="1" w:space="0" w:color="BDD7EE"/>
+              <w:right w:val="single" w:sz="1" w:space="0" w:color="BDD7EE"/>
+            </w:tcBorders>
+            <w:shd w:val="clear" w:color="auto" w:fill="FFFFFF"/>
+            <w:tcMar>
+              <w:top w:w="80" w:type="dxa"/>
+              <w:left w:w="120" w:type="dxa"/>
+              <w:bottom w:w="80" w:type="dxa"/>
+              <w:right w:w="120" w:type="dxa"/>
+            </w:tcMar>
+            <w:vAlign w:val="center"/>
+          </w:tcPr>
+          <w:p>
+            <w:pPr>
+              <w:jc w:val="center"/>
+            </w:pPr>
+            <w:r>
+              <w:rPr>
+                <w:color w:val="595959"/>
+                <w:sz w:val="20"/>
+                <w:szCs w:val="20"/>
+              </w:rPr>
+              <w:t>1.4.2.1</w:t>
+            </w:r>
+          </w:p>
+        </w:tc>
+        <w:tc>
+          <w:tcPr>
+            <w:tcW w:w="4126" w:type="dxa"/>
+            <w:tcBorders>
+              <w:top w:val="single" w:sz="1" w:space="0" w:color="BDD7EE"/>
+              <w:left w:val="single" w:sz="1" w:space="0" w:color="BDD7EE"/>
+              <w:bottom w:val="single" w:sz="1" w:space="0" w:color="BDD7EE"/>
+              <w:right w:val="single" w:sz="1" w:space="0" w:color="BDD7EE"/>
+            </w:tcBorders>
+            <w:shd w:val="clear" w:color="auto" w:fill="F9F9F9"/>
+            <w:tcMar>
+              <w:top w:w="80" w:type="dxa"/>
+              <w:left w:w="120" w:type="dxa"/>
+              <w:bottom w:w="80" w:type="dxa"/>
+              <w:right w:w="120" w:type="dxa"/>
+            </w:tcMar>
+            <w:vAlign w:val="center"/>
+          </w:tcPr>
+          <w:p>
+            <w:r>
+              <w:rPr>
+                <w:color w:val="595959"/>
+                <w:sz w:val="20"/>
+                <w:szCs w:val="20"/>
+              </w:rPr>
+              <w:t xml:space="preserve">    Détection et résolution requêtes N+1 (Eager </w:t>
+            </w:r>
+            <w:proofErr w:type="spellStart"/>
+            <w:r>
+              <w:rPr>
+                <w:color w:val="595959"/>
+                <w:sz w:val="20"/>
+                <w:szCs w:val="20"/>
+              </w:rPr>
+              <w:t>Loading</w:t>
+            </w:r>
+            <w:proofErr w:type="spellEnd"/>
+            <w:r>
+              <w:rPr>
+                <w:color w:val="595959"/>
+                <w:sz w:val="20"/>
+                <w:szCs w:val="20"/>
+              </w:rPr>
+              <w:t>)</w:t>
+            </w:r>
+          </w:p>
+        </w:tc>
+        <w:tc>
+          <w:tcPr>
+            <w:tcW w:w="900" w:type="dxa"/>
+            <w:tcBorders>
+              <w:top w:val="single" w:sz="1" w:space="0" w:color="BDD7EE"/>
+              <w:left w:val="single" w:sz="1" w:space="0" w:color="BDD7EE"/>
+              <w:bottom w:val="single" w:sz="1" w:space="0" w:color="BDD7EE"/>
+              <w:right w:val="single" w:sz="1" w:space="0" w:color="BDD7EE"/>
+            </w:tcBorders>
+            <w:shd w:val="clear" w:color="auto" w:fill="F9F9F9"/>
+            <w:tcMar>
+              <w:top w:w="80" w:type="dxa"/>
+              <w:left w:w="120" w:type="dxa"/>
+              <w:bottom w:w="80" w:type="dxa"/>
+              <w:right w:w="120" w:type="dxa"/>
+            </w:tcMar>
+            <w:vAlign w:val="center"/>
+          </w:tcPr>
+          <w:p>
+            <w:pPr>
+              <w:jc w:val="center"/>
+            </w:pPr>
+            <w:r>
+              <w:rPr>
+                <w:color w:val="2E2E2E"/>
+                <w:sz w:val="20"/>
+                <w:szCs w:val="20"/>
+              </w:rPr>
+              <w:t>2 j</w:t>
+            </w:r>
+          </w:p>
+        </w:tc>
+        <w:tc>
+          <w:tcPr>
+            <w:tcW w:w="2900" w:type="dxa"/>
+            <w:tcBorders>
+              <w:top w:val="single" w:sz="1" w:space="0" w:color="BDD7EE"/>
+              <w:left w:val="single" w:sz="1" w:space="0" w:color="BDD7EE"/>
+              <w:bottom w:val="single" w:sz="1" w:space="0" w:color="BDD7EE"/>
+              <w:right w:val="single" w:sz="1" w:space="0" w:color="BDD7EE"/>
+            </w:tcBorders>
+            <w:shd w:val="clear" w:color="auto" w:fill="F9F9F9"/>
+            <w:tcMar>
+              <w:top w:w="80" w:type="dxa"/>
+              <w:left w:w="120" w:type="dxa"/>
+              <w:bottom w:w="80" w:type="dxa"/>
+              <w:right w:w="120" w:type="dxa"/>
+            </w:tcMar>
+            <w:vAlign w:val="center"/>
+          </w:tcPr>
+          <w:p>
+            <w:r>
+              <w:rPr>
+                <w:color w:val="2E2E2E"/>
+                <w:sz w:val="20"/>
+                <w:szCs w:val="20"/>
+              </w:rPr>
+              <w:t>Mechta A.</w:t>
+            </w:r>
+          </w:p>
+        </w:tc>
+      </w:tr>
+      <w:tr>
+        <w:tc>
+          <w:tcPr>
+            <w:tcW w:w="1100" w:type="dxa"/>
+            <w:tcBorders>
+              <w:top w:val="single" w:sz="1" w:space="0" w:color="BDD7EE"/>
+              <w:left w:val="single" w:sz="1" w:space="0" w:color="BDD7EE"/>
+              <w:bottom w:val="single" w:sz="1" w:space="0" w:color="BDD7EE"/>
+              <w:right w:val="single" w:sz="1" w:space="0" w:color="BDD7EE"/>
+            </w:tcBorders>
+            <w:shd w:val="clear" w:color="auto" w:fill="FFFFFF"/>
+            <w:tcMar>
+              <w:top w:w="80" w:type="dxa"/>
+              <w:left w:w="120" w:type="dxa"/>
+              <w:bottom w:w="80" w:type="dxa"/>
+              <w:right w:w="120" w:type="dxa"/>
+            </w:tcMar>
+            <w:vAlign w:val="center"/>
+          </w:tcPr>
+          <w:p>
+            <w:pPr>
+              <w:jc w:val="center"/>
+            </w:pPr>
+            <w:r>
+              <w:rPr>
+                <w:color w:val="595959"/>
+                <w:sz w:val="20"/>
+                <w:szCs w:val="20"/>
+              </w:rPr>
+              <w:t>1.4.2.2</w:t>
+            </w:r>
+          </w:p>
+        </w:tc>
+        <w:tc>
+          <w:tcPr>
+            <w:tcW w:w="4126" w:type="dxa"/>
+            <w:tcBorders>
+              <w:top w:val="single" w:sz="1" w:space="0" w:color="BDD7EE"/>
+              <w:left w:val="single" w:sz="1" w:space="0" w:color="BDD7EE"/>
+              <w:bottom w:val="single" w:sz="1" w:space="0" w:color="BDD7EE"/>
+              <w:right w:val="single" w:sz="1" w:space="0" w:color="BDD7EE"/>
+            </w:tcBorders>
+            <w:shd w:val="clear" w:color="auto" w:fill="FFFFFF"/>
+            <w:tcMar>
+              <w:top w:w="80" w:type="dxa"/>
+              <w:left w:w="120" w:type="dxa"/>
+              <w:bottom w:w="80" w:type="dxa"/>
+              <w:right w:w="120" w:type="dxa"/>
+            </w:tcMar>
+            <w:vAlign w:val="center"/>
+          </w:tcPr>
+          <w:p>
+            <w:r>
+              <w:rPr>
+                <w:color w:val="595959"/>
+                <w:sz w:val="20"/>
+                <w:szCs w:val="20"/>
+              </w:rPr>
+              <w:t xml:space="preserve">    Indexation BDD, mise en cache Redis</w:t>
+            </w:r>
+          </w:p>
+        </w:tc>
+        <w:tc>
+          <w:tcPr>
+            <w:tcW w:w="900" w:type="dxa"/>
+            <w:tcBorders>
+              <w:top w:val="single" w:sz="1" w:space="0" w:color="BDD7EE"/>
+              <w:left w:val="single" w:sz="1" w:space="0" w:color="BDD7EE"/>
+              <w:bottom w:val="single" w:sz="1" w:space="0" w:color="BDD7EE"/>
+              <w:right w:val="single" w:sz="1" w:space="0" w:color="BDD7EE"/>
+            </w:tcBorders>
+            <w:shd w:val="clear" w:color="auto" w:fill="FFFFFF"/>
+            <w:tcMar>
+              <w:top w:w="80" w:type="dxa"/>
+              <w:left w:w="120" w:type="dxa"/>
+              <w:bottom w:w="80" w:type="dxa"/>
+              <w:right w:w="120" w:type="dxa"/>
+            </w:tcMar>
+            <w:vAlign w:val="center"/>
+          </w:tcPr>
+          <w:p>
+            <w:pPr>
+              <w:jc w:val="center"/>
+            </w:pPr>
+            <w:r>
+              <w:rPr>
+                <w:color w:val="2E2E2E"/>
+                <w:sz w:val="20"/>
+                <w:szCs w:val="20"/>
+              </w:rPr>
+              <w:t>2 j</w:t>
+            </w:r>
+          </w:p>
+        </w:tc>
+        <w:tc>
+          <w:tcPr>
+            <w:tcW w:w="2900" w:type="dxa"/>
+            <w:tcBorders>
+              <w:top w:val="single" w:sz="1" w:space="0" w:color="BDD7EE"/>
+              <w:left w:val="single" w:sz="1" w:space="0" w:color="BDD7EE"/>
+              <w:bottom w:val="single" w:sz="1" w:space="0" w:color="BDD7EE"/>
+              <w:right w:val="single" w:sz="1" w:space="0" w:color="BDD7EE"/>
+            </w:tcBorders>
+            <w:shd w:val="clear" w:color="auto" w:fill="FFFFFF"/>
+            <w:tcMar>
+              <w:top w:w="80" w:type="dxa"/>
+              <w:left w:w="120" w:type="dxa"/>
+              <w:bottom w:w="80" w:type="dxa"/>
+              <w:right w:w="120" w:type="dxa"/>
+            </w:tcMar>
+            <w:vAlign w:val="center"/>
+          </w:tcPr>
+          <w:p>
+            <w:r>
+              <w:rPr>
+                <w:color w:val="2E2E2E"/>
+                <w:sz w:val="20"/>
+                <w:szCs w:val="20"/>
+              </w:rPr>
+              <w:t>Mechta A.</w:t>
+            </w:r>
+          </w:p>
+        </w:tc>
+      </w:tr>
+      <w:tr>
+        <w:tc>
+          <w:tcPr>
+            <w:tcW w:w="1100" w:type="dxa"/>
+            <w:tcBorders>
+              <w:top w:val="single" w:sz="1" w:space="0" w:color="BDD7EE"/>
+              <w:left w:val="single" w:sz="1" w:space="0" w:color="BDD7EE"/>
+              <w:bottom w:val="single" w:sz="1" w:space="0" w:color="BDD7EE"/>
+              <w:right w:val="single" w:sz="1" w:space="0" w:color="BDD7EE"/>
+            </w:tcBorders>
+            <w:shd w:val="clear" w:color="auto" w:fill="FFFFFF"/>
+            <w:tcMar>
+              <w:top w:w="80" w:type="dxa"/>
+              <w:left w:w="120" w:type="dxa"/>
+              <w:bottom w:w="80" w:type="dxa"/>
+              <w:right w:w="120" w:type="dxa"/>
+            </w:tcMar>
+            <w:vAlign w:val="center"/>
+          </w:tcPr>
+          <w:p>
+            <w:pPr>
+              <w:jc w:val="center"/>
+            </w:pPr>
+            <w:r>
+              <w:rPr>
+                <w:color w:val="595959"/>
+                <w:sz w:val="20"/>
+                <w:szCs w:val="20"/>
+              </w:rPr>
+              <w:t>1.4.2.3</w:t>
+            </w:r>
+          </w:p>
+        </w:tc>
+        <w:tc>
+          <w:tcPr>
+            <w:tcW w:w="4126" w:type="dxa"/>
+            <w:tcBorders>
+              <w:top w:val="single" w:sz="1" w:space="0" w:color="BDD7EE"/>
+              <w:left w:val="single" w:sz="1" w:space="0" w:color="BDD7EE"/>
+              <w:bottom w:val="single" w:sz="1" w:space="0" w:color="BDD7EE"/>
+              <w:right w:val="single" w:sz="1" w:space="0" w:color="BDD7EE"/>
+            </w:tcBorders>
+            <w:shd w:val="clear" w:color="auto" w:fill="F9F9F9"/>
+            <w:tcMar>
+              <w:top w:w="80" w:type="dxa"/>
+              <w:left w:w="120" w:type="dxa"/>
+              <w:bottom w:w="80" w:type="dxa"/>
+              <w:right w:w="120" w:type="dxa"/>
+            </w:tcMar>
+            <w:vAlign w:val="center"/>
+          </w:tcPr>
+          <w:p>
+            <w:r>
+              <w:rPr>
+                <w:color w:val="595959"/>
+                <w:sz w:val="20"/>
+                <w:szCs w:val="20"/>
+              </w:rPr>
+              <w:t xml:space="preserve">    Tests de charge (k6 / Postman), cible p95 &lt; 300ms</w:t>
+            </w:r>
+          </w:p>
+        </w:tc>
+        <w:tc>
+          <w:tcPr>
+            <w:tcW w:w="900" w:type="dxa"/>
+            <w:tcBorders>
+              <w:top w:val="single" w:sz="1" w:space="0" w:color="BDD7EE"/>
+              <w:left w:val="single" w:sz="1" w:space="0" w:color="BDD7EE"/>
+              <w:bottom w:val="single" w:sz="1" w:space="0" w:color="BDD7EE"/>
+              <w:right w:val="single" w:sz="1" w:space="0" w:color="BDD7EE"/>
+            </w:tcBorders>
+            <w:shd w:val="clear" w:color="auto" w:fill="F9F9F9"/>
+            <w:tcMar>
+              <w:top w:w="80" w:type="dxa"/>
+              <w:left w:w="120" w:type="dxa"/>
+              <w:bottom w:w="80" w:type="dxa"/>
+              <w:right w:w="120" w:type="dxa"/>
+            </w:tcMar>
+            <w:vAlign w:val="center"/>
+          </w:tcPr>
+          <w:p>
+            <w:pPr>
+              <w:jc w:val="center"/>
+            </w:pPr>
+            <w:r>
+              <w:rPr>
+                <w:color w:val="2E2E2E"/>
+                <w:sz w:val="20"/>
+                <w:szCs w:val="20"/>
+              </w:rPr>
+              <w:t>2 j</w:t>
+            </w:r>
+          </w:p>
+        </w:tc>
+        <w:tc>
+          <w:tcPr>
+            <w:tcW w:w="2900" w:type="dxa"/>
+            <w:tcBorders>
+              <w:top w:val="single" w:sz="1" w:space="0" w:color="BDD7EE"/>
+              <w:left w:val="single" w:sz="1" w:space="0" w:color="BDD7EE"/>
+              <w:bottom w:val="single" w:sz="1" w:space="0" w:color="BDD7EE"/>
+              <w:right w:val="single" w:sz="1" w:space="0" w:color="BDD7EE"/>
+            </w:tcBorders>
+            <w:shd w:val="clear" w:color="auto" w:fill="F9F9F9"/>
+            <w:tcMar>
+              <w:top w:w="80" w:type="dxa"/>
+              <w:left w:w="120" w:type="dxa"/>
+              <w:bottom w:w="80" w:type="dxa"/>
+              <w:right w:w="120" w:type="dxa"/>
+            </w:tcMar>
+            <w:vAlign w:val="center"/>
+          </w:tcPr>
+          <w:p>
+            <w:r>
+              <w:rPr>
+                <w:color w:val="2E2E2E"/>
+                <w:sz w:val="20"/>
+                <w:szCs w:val="20"/>
+              </w:rPr>
+              <w:t>Mechta A.</w:t>
+            </w:r>
+          </w:p>
+        </w:tc>
+      </w:tr>
+      <w:tr>
+        <w:tc>
+          <w:tcPr>
+            <w:tcW w:w="1100" w:type="dxa"/>
+            <w:tcBorders>
+              <w:top w:val="single" w:sz="1" w:space="0" w:color="BDD7EE"/>
+              <w:left w:val="single" w:sz="1" w:space="0" w:color="BDD7EE"/>
+              <w:bottom w:val="single" w:sz="1" w:space="0" w:color="BDD7EE"/>
+              <w:right w:val="single" w:sz="1" w:space="0" w:color="BDD7EE"/>
+            </w:tcBorders>
+            <w:shd w:val="clear" w:color="auto" w:fill="DEEAF1"/>
+            <w:tcMar>
+              <w:top w:w="80" w:type="dxa"/>
+              <w:left w:w="120" w:type="dxa"/>
+              <w:bottom w:w="80" w:type="dxa"/>
+              <w:right w:w="120" w:type="dxa"/>
+            </w:tcMar>
+            <w:vAlign w:val="center"/>
+          </w:tcPr>
+          <w:p>
+            <w:pPr>
+              <w:jc w:val="center"/>
+            </w:pPr>
+            <w:r>
+              <w:rPr>
+                <w:b/>
+                <w:bCs/>
+                <w:color w:val="1F4E79"/>
+                <w:sz w:val="20"/>
+                <w:szCs w:val="20"/>
+              </w:rPr>
+              <w:t>1.4.3</w:t>
+            </w:r>
+          </w:p>
+        </w:tc>
+        <w:tc>
+          <w:tcPr>
+            <w:tcW w:w="4126" w:type="dxa"/>
+            <w:tcBorders>
+              <w:top w:val="single" w:sz="1" w:space="0" w:color="BDD7EE"/>
+              <w:left w:val="single" w:sz="1" w:space="0" w:color="BDD7EE"/>
+              <w:bottom w:val="single" w:sz="1" w:space="0" w:color="BDD7EE"/>
+              <w:right w:val="single" w:sz="1" w:space="0" w:color="BDD7EE"/>
+            </w:tcBorders>
+            <w:shd w:val="clear" w:color="auto" w:fill="FFFFFF"/>
+            <w:tcMar>
+              <w:top w:w="80" w:type="dxa"/>
+              <w:left w:w="120" w:type="dxa"/>
+              <w:bottom w:w="80" w:type="dxa"/>
+              <w:right w:w="120" w:type="dxa"/>
+            </w:tcMar>
+            <w:vAlign w:val="center"/>
+          </w:tcPr>
+          <w:p>
+            <w:r>
+              <w:rPr>
+                <w:color w:val="2E2E2E"/>
+                <w:sz w:val="20"/>
+                <w:szCs w:val="20"/>
+              </w:rPr>
+              <w:t xml:space="preserve">Déploiement </w:t>
+            </w:r>
+            <w:proofErr w:type="spellStart"/>
+            <w:r>
+              <w:rPr>
+                <w:color w:val="2E2E2E"/>
+                <w:sz w:val="20"/>
+                <w:szCs w:val="20"/>
+              </w:rPr>
+              <w:t>staging</w:t>
+            </w:r>
+            <w:proofErr w:type="spellEnd"/>
+            <w:r>
+              <w:rPr>
+                <w:color w:val="2E2E2E"/>
+                <w:sz w:val="20"/>
+                <w:szCs w:val="20"/>
+              </w:rPr>
+              <w:t xml:space="preserve"> et production</w:t>
+            </w:r>
+          </w:p>
+        </w:tc>
+        <w:tc>
+          <w:tcPr>
+            <w:tcW w:w="900" w:type="dxa"/>
+            <w:tcBorders>
+              <w:top w:val="single" w:sz="1" w:space="0" w:color="BDD7EE"/>
+              <w:left w:val="single" w:sz="1" w:space="0" w:color="BDD7EE"/>
+              <w:bottom w:val="single" w:sz="1" w:space="0" w:color="BDD7EE"/>
+              <w:right w:val="single" w:sz="1" w:space="0" w:color="BDD7EE"/>
+            </w:tcBorders>
+            <w:shd w:val="clear" w:color="auto" w:fill="FFFFFF"/>
+            <w:tcMar>
+              <w:top w:w="80" w:type="dxa"/>
+              <w:left w:w="120" w:type="dxa"/>
+              <w:bottom w:w="80" w:type="dxa"/>
+              <w:right w:w="120" w:type="dxa"/>
+            </w:tcMar>
+            <w:vAlign w:val="center"/>
+          </w:tcPr>
+          <w:p>
+            <w:pPr>
+              <w:jc w:val="center"/>
+            </w:pPr>
+            <w:r>
+              <w:rPr>
+                <w:color w:val="2E2E2E"/>
+                <w:sz w:val="20"/>
+                <w:szCs w:val="20"/>
+              </w:rPr>
+              <w:t>6 j</w:t>
+            </w:r>
+          </w:p>
+        </w:tc>
+        <w:tc>
+          <w:tcPr>
+            <w:tcW w:w="2900" w:type="dxa"/>
+            <w:tcBorders>
+              <w:top w:val="single" w:sz="1" w:space="0" w:color="BDD7EE"/>
+              <w:left w:val="single" w:sz="1" w:space="0" w:color="BDD7EE"/>
+              <w:bottom w:val="single" w:sz="1" w:space="0" w:color="BDD7EE"/>
+              <w:right w:val="single" w:sz="1" w:space="0" w:color="BDD7EE"/>
+            </w:tcBorders>
+            <w:shd w:val="clear" w:color="auto" w:fill="FFFFFF"/>
+            <w:tcMar>
+              <w:top w:w="80" w:type="dxa"/>
+              <w:left w:w="120" w:type="dxa"/>
+              <w:bottom w:w="80" w:type="dxa"/>
+              <w:right w:w="120" w:type="dxa"/>
+            </w:tcMar>
+            <w:vAlign w:val="center"/>
+          </w:tcPr>
+          <w:p>
+            <w:r>
+              <w:rPr>
+                <w:color w:val="2E2E2E"/>
+                <w:sz w:val="20"/>
+                <w:szCs w:val="20"/>
+              </w:rPr>
+              <w:t>Mechta A.</w:t>
+            </w:r>
+          </w:p>
+        </w:tc>
+      </w:tr>
+      <w:tr>
+        <w:tc>
+          <w:tcPr>
+            <w:tcW w:w="1100" w:type="dxa"/>
+            <w:tcBorders>
+              <w:top w:val="single" w:sz="1" w:space="0" w:color="BDD7EE"/>
+              <w:left w:val="single" w:sz="1" w:space="0" w:color="BDD7EE"/>
+              <w:bottom w:val="single" w:sz="1" w:space="0" w:color="BDD7EE"/>
+              <w:right w:val="single" w:sz="1" w:space="0" w:color="BDD7EE"/>
+            </w:tcBorders>
+            <w:shd w:val="clear" w:color="auto" w:fill="FFFFFF"/>
+            <w:tcMar>
+              <w:top w:w="80" w:type="dxa"/>
+              <w:left w:w="120" w:type="dxa"/>
+              <w:bottom w:w="80" w:type="dxa"/>
+              <w:right w:w="120" w:type="dxa"/>
+            </w:tcMar>
+            <w:vAlign w:val="center"/>
+          </w:tcPr>
+          <w:p>
+            <w:pPr>
+              <w:jc w:val="center"/>
+            </w:pPr>
+            <w:r>
+              <w:rPr>
+                <w:color w:val="595959"/>
+                <w:sz w:val="20"/>
+                <w:szCs w:val="20"/>
+              </w:rPr>
+              <w:t>1.4.3.1</w:t>
+            </w:r>
+          </w:p>
+        </w:tc>
+        <w:tc>
+          <w:tcPr>
+            <w:tcW w:w="4126" w:type="dxa"/>
+            <w:tcBorders>
+              <w:top w:val="single" w:sz="1" w:space="0" w:color="BDD7EE"/>
+              <w:left w:val="single" w:sz="1" w:space="0" w:color="BDD7EE"/>
+              <w:bottom w:val="single" w:sz="1" w:space="0" w:color="BDD7EE"/>
+              <w:right w:val="single" w:sz="1" w:space="0" w:color="BDD7EE"/>
+            </w:tcBorders>
+            <w:shd w:val="clear" w:color="auto" w:fill="FFFFFF"/>
+            <w:tcMar>
+              <w:top w:w="80" w:type="dxa"/>
+              <w:left w:w="120" w:type="dxa"/>
+              <w:bottom w:w="80" w:type="dxa"/>
+              <w:right w:w="120" w:type="dxa"/>
+            </w:tcMar>
+            <w:vAlign w:val="center"/>
+          </w:tcPr>
+          <w:p>
+            <w:r>
+              <w:rPr>
+                <w:color w:val="595959"/>
+                <w:sz w:val="20"/>
+                <w:szCs w:val="20"/>
+              </w:rPr>
+              <w:t xml:space="preserve">    Configuration VPS DigitalOcean (Nginx, PHP-FPM, MySQL)</w:t>
+            </w:r>
+          </w:p>
+        </w:tc>
+        <w:tc>
+          <w:tcPr>
+            <w:tcW w:w="900" w:type="dxa"/>
+            <w:tcBorders>
+              <w:top w:val="single" w:sz="1" w:space="0" w:color="BDD7EE"/>
+              <w:left w:val="single" w:sz="1" w:space="0" w:color="BDD7EE"/>
+              <w:bottom w:val="single" w:sz="1" w:space="0" w:color="BDD7EE"/>
+              <w:right w:val="single" w:sz="1" w:space="0" w:color="BDD7EE"/>
+            </w:tcBorders>
+            <w:shd w:val="clear" w:color="auto" w:fill="FFFFFF"/>
+            <w:tcMar>
+              <w:top w:w="80" w:type="dxa"/>
+              <w:left w:w="120" w:type="dxa"/>
+              <w:bottom w:w="80" w:type="dxa"/>
+              <w:right w:w="120" w:type="dxa"/>
+            </w:tcMar>
+            <w:vAlign w:val="center"/>
+          </w:tcPr>
+          <w:p>
+            <w:pPr>
+              <w:jc w:val="center"/>
+            </w:pPr>
+            <w:r>
+              <w:rPr>
+                <w:color w:val="2E2E2E"/>
+                <w:sz w:val="20"/>
+                <w:szCs w:val="20"/>
+              </w:rPr>
+              <w:t>2 j</w:t>
+            </w:r>
+          </w:p>
+        </w:tc>
+        <w:tc>
+          <w:tcPr>
+            <w:tcW w:w="2900" w:type="dxa"/>
+            <w:tcBorders>
+              <w:top w:val="single" w:sz="1" w:space="0" w:color="BDD7EE"/>
+              <w:left w:val="single" w:sz="1" w:space="0" w:color="BDD7EE"/>
+              <w:bottom w:val="single" w:sz="1" w:space="0" w:color="BDD7EE"/>
+              <w:right w:val="single" w:sz="1" w:space="0" w:color="BDD7EE"/>
+            </w:tcBorders>
+            <w:shd w:val="clear" w:color="auto" w:fill="FFFFFF"/>
+            <w:tcMar>
+              <w:top w:w="80" w:type="dxa"/>
+              <w:left w:w="120" w:type="dxa"/>
+              <w:bottom w:w="80" w:type="dxa"/>
+              <w:right w:w="120" w:type="dxa"/>
+            </w:tcMar>
+            <w:vAlign w:val="center"/>
+          </w:tcPr>
+          <w:p>
+            <w:r>
+              <w:rPr>
+                <w:color w:val="2E2E2E"/>
+                <w:sz w:val="20"/>
+                <w:szCs w:val="20"/>
+              </w:rPr>
+              <w:t>Mechta A.</w:t>
+            </w:r>
+          </w:p>
+        </w:tc>
+      </w:tr>
+      <w:tr>
+        <w:tc>
+          <w:tcPr>
+            <w:tcW w:w="1100" w:type="dxa"/>
+            <w:tcBorders>
+              <w:top w:val="single" w:sz="1" w:space="0" w:color="BDD7EE"/>
+              <w:left w:val="single" w:sz="1" w:space="0" w:color="BDD7EE"/>
+              <w:bottom w:val="single" w:sz="1" w:space="0" w:color="BDD7EE"/>
+              <w:right w:val="single" w:sz="1" w:space="0" w:color="BDD7EE"/>
+            </w:tcBorders>
+            <w:shd w:val="clear" w:color="auto" w:fill="FFFFFF"/>
+            <w:tcMar>
+              <w:top w:w="80" w:type="dxa"/>
+              <w:left w:w="120" w:type="dxa"/>
+              <w:bottom w:w="80" w:type="dxa"/>
+              <w:right w:w="120" w:type="dxa"/>
+            </w:tcMar>
+            <w:vAlign w:val="center"/>
+          </w:tcPr>
+          <w:p>
+            <w:pPr>
+              <w:jc w:val="center"/>
+            </w:pPr>
+            <w:r>
+              <w:rPr>
+                <w:color w:val="595959"/>
+                <w:sz w:val="20"/>
+                <w:szCs w:val="20"/>
+              </w:rPr>
+              <w:t>1.4.3.2</w:t>
+            </w:r>
+          </w:p>
+        </w:tc>
+        <w:tc>
+          <w:tcPr>
+            <w:tcW w:w="4126" w:type="dxa"/>
+            <w:tcBorders>
+              <w:top w:val="single" w:sz="1" w:space="0" w:color="BDD7EE"/>
+              <w:left w:val="single" w:sz="1" w:space="0" w:color="BDD7EE"/>
+              <w:bottom w:val="single" w:sz="1" w:space="0" w:color="BDD7EE"/>
+              <w:right w:val="single" w:sz="1" w:space="0" w:color="BDD7EE"/>
+            </w:tcBorders>
+            <w:shd w:val="clear" w:color="auto" w:fill="F9F9F9"/>
+            <w:tcMar>
+              <w:top w:w="80" w:type="dxa"/>
+              <w:left w:w="120" w:type="dxa"/>
+              <w:bottom w:w="80" w:type="dxa"/>
+              <w:right w:w="120" w:type="dxa"/>
+            </w:tcMar>
+            <w:vAlign w:val="center"/>
+          </w:tcPr>
+          <w:p>
+            <w:r>
+              <w:rPr>
+                <w:color w:val="595959"/>
+                <w:sz w:val="20"/>
+                <w:szCs w:val="20"/>
+              </w:rPr>
+              <w:t xml:space="preserve">    Configuration SSL/HTTPS, monitoring </w:t>
+            </w:r>
+            <w:proofErr w:type="spellStart"/>
+            <w:r>
+              <w:rPr>
+                <w:color w:val="595959"/>
+                <w:sz w:val="20"/>
+                <w:szCs w:val="20"/>
+              </w:rPr>
+              <w:t>UptimeRobot</w:t>
+            </w:r>
+            <w:proofErr w:type="spellEnd"/>
+          </w:p>
+        </w:tc>
+        <w:tc>
+          <w:tcPr>
+            <w:tcW w:w="900" w:type="dxa"/>
+            <w:tcBorders>
+              <w:top w:val="single" w:sz="1" w:space="0" w:color="BDD7EE"/>
+              <w:left w:val="single" w:sz="1" w:space="0" w:color="BDD7EE"/>
+              <w:bottom w:val="single" w:sz="1" w:space="0" w:color="BDD7EE"/>
+              <w:right w:val="single" w:sz="1" w:space="0" w:color="BDD7EE"/>
+            </w:tcBorders>
+            <w:shd w:val="clear" w:color="auto" w:fill="F9F9F9"/>
+            <w:tcMar>
+              <w:top w:w="80" w:type="dxa"/>
+              <w:left w:w="120" w:type="dxa"/>
+              <w:bottom w:w="80" w:type="dxa"/>
+              <w:right w:w="120" w:type="dxa"/>
+            </w:tcMar>
+            <w:vAlign w:val="center"/>
+          </w:tcPr>
+          <w:p>
+            <w:pPr>
+              <w:jc w:val="center"/>
+            </w:pPr>
+            <w:r>
+              <w:rPr>
+                <w:color w:val="2E2E2E"/>
+                <w:sz w:val="20"/>
+                <w:szCs w:val="20"/>
+              </w:rPr>
+              <w:t>2 j</w:t>
+            </w:r>
+          </w:p>
+        </w:tc>
+        <w:tc>
+          <w:tcPr>
+            <w:tcW w:w="2900" w:type="dxa"/>
+            <w:tcBorders>
+              <w:top w:val="single" w:sz="1" w:space="0" w:color="BDD7EE"/>
+              <w:left w:val="single" w:sz="1" w:space="0" w:color="BDD7EE"/>
+              <w:bottom w:val="single" w:sz="1" w:space="0" w:color="BDD7EE"/>
+              <w:right w:val="single" w:sz="1" w:space="0" w:color="BDD7EE"/>
+            </w:tcBorders>
+            <w:shd w:val="clear" w:color="auto" w:fill="F9F9F9"/>
+            <w:tcMar>
+              <w:top w:w="80" w:type="dxa"/>
+              <w:left w:w="120" w:type="dxa"/>
+              <w:bottom w:w="80" w:type="dxa"/>
+              <w:right w:w="120" w:type="dxa"/>
+            </w:tcMar>
+            <w:vAlign w:val="center"/>
+          </w:tcPr>
+          <w:p>
+            <w:r>
+              <w:rPr>
+                <w:color w:val="2E2E2E"/>
+                <w:sz w:val="20"/>
+                <w:szCs w:val="20"/>
+              </w:rPr>
+              <w:t>Mechta A.</w:t>
+            </w:r>
+          </w:p>
+        </w:tc>
+      </w:tr>
+      <w:tr>
+        <w:tc>
+          <w:tcPr>
+            <w:tcW w:w="1100" w:type="dxa"/>
+            <w:tcBorders>
+              <w:top w:val="single" w:sz="1" w:space="0" w:color="BDD7EE"/>
+              <w:left w:val="single" w:sz="1" w:space="0" w:color="BDD7EE"/>
+              <w:bottom w:val="single" w:sz="1" w:space="0" w:color="BDD7EE"/>
+              <w:right w:val="single" w:sz="1" w:space="0" w:color="BDD7EE"/>
+            </w:tcBorders>
+            <w:shd w:val="clear" w:color="auto" w:fill="FFFFFF"/>
+            <w:tcMar>
+              <w:top w:w="80" w:type="dxa"/>
+              <w:left w:w="120" w:type="dxa"/>
+              <w:bottom w:w="80" w:type="dxa"/>
+              <w:right w:w="120" w:type="dxa"/>
+            </w:tcMar>
+            <w:vAlign w:val="center"/>
+          </w:tcPr>
+          <w:p>
+            <w:pPr>
+              <w:jc w:val="center"/>
+            </w:pPr>
+            <w:r>
+              <w:rPr>
+                <w:color w:val="595959"/>
+                <w:sz w:val="20"/>
+                <w:szCs w:val="20"/>
+              </w:rPr>
+              <w:t>1.4.3.3</w:t>
+            </w:r>
+          </w:p>
+        </w:tc>
+        <w:tc>
+          <w:tcPr>
+            <w:tcW w:w="4126" w:type="dxa"/>
+            <w:tcBorders>
+              <w:top w:val="single" w:sz="1" w:space="0" w:color="BDD7EE"/>
+              <w:left w:val="single" w:sz="1" w:space="0" w:color="BDD7EE"/>
+              <w:bottom w:val="single" w:sz="1" w:space="0" w:color="BDD7EE"/>
+              <w:right w:val="single" w:sz="1" w:space="0" w:color="BDD7EE"/>
+            </w:tcBorders>
+            <w:shd w:val="clear" w:color="auto" w:fill="FFFFFF"/>
+            <w:tcMar>
+              <w:top w:w="80" w:type="dxa"/>
+              <w:left w:w="120" w:type="dxa"/>
+              <w:bottom w:w="80" w:type="dxa"/>
+              <w:right w:w="120" w:type="dxa"/>
+            </w:tcMar>
+            <w:vAlign w:val="center"/>
+          </w:tcPr>
+          <w:p>
+            <w:r>
+              <w:rPr>
+                <w:color w:val="595959"/>
+                <w:sz w:val="20"/>
+                <w:szCs w:val="20"/>
+              </w:rPr>
+              <w:t xml:space="preserve">    Migration données initiales, tests production</w:t>
+            </w:r>
+          </w:p>
+        </w:tc>
+        <w:tc>
+          <w:tcPr>
+            <w:tcW w:w="900" w:type="dxa"/>
+            <w:tcBorders>
+              <w:top w:val="single" w:sz="1" w:space="0" w:color="BDD7EE"/>
+              <w:left w:val="single" w:sz="1" w:space="0" w:color="BDD7EE"/>
+              <w:bottom w:val="single" w:sz="1" w:space="0" w:color="BDD7EE"/>
+              <w:right w:val="single" w:sz="1" w:space="0" w:color="BDD7EE"/>
+            </w:tcBorders>
+            <w:shd w:val="clear" w:color="auto" w:fill="FFFFFF"/>
+            <w:tcMar>
+              <w:top w:w="80" w:type="dxa"/>
+              <w:left w:w="120" w:type="dxa"/>
+              <w:bottom w:w="80" w:type="dxa"/>
+              <w:right w:w="120" w:type="dxa"/>
+            </w:tcMar>
+            <w:vAlign w:val="center"/>
+          </w:tcPr>
+          <w:p>
+            <w:pPr>
+              <w:jc w:val="center"/>
+            </w:pPr>
+            <w:r>
+              <w:rPr>
+                <w:color w:val="2E2E2E"/>
+                <w:sz w:val="20"/>
+                <w:szCs w:val="20"/>
+              </w:rPr>
+              <w:t>2 j</w:t>
+            </w:r>
+          </w:p>
+        </w:tc>
+        <w:tc>
+          <w:tcPr>
+            <w:tcW w:w="2900" w:type="dxa"/>
+            <w:tcBorders>
+              <w:top w:val="single" w:sz="1" w:space="0" w:color="BDD7EE"/>
+              <w:left w:val="single" w:sz="1" w:space="0" w:color="BDD7EE"/>
+              <w:bottom w:val="single" w:sz="1" w:space="0" w:color="BDD7EE"/>
+              <w:right w:val="single" w:sz="1" w:space="0" w:color="BDD7EE"/>
+            </w:tcBorders>
+            <w:shd w:val="clear" w:color="auto" w:fill="FFFFFF"/>
+            <w:tcMar>
+              <w:top w:w="80" w:type="dxa"/>
+              <w:left w:w="120" w:type="dxa"/>
+              <w:bottom w:w="80" w:type="dxa"/>
+              <w:right w:w="120" w:type="dxa"/>
+            </w:tcMar>
+            <w:vAlign w:val="center"/>
+          </w:tcPr>
+          <w:p>
+            <w:r>
+              <w:rPr>
+                <w:color w:val="2E2E2E"/>
+                <w:sz w:val="20"/>
+                <w:szCs w:val="20"/>
+              </w:rPr>
+              <w:t>Mechta A.</w:t>
+            </w:r>
+          </w:p>
+        </w:tc>
+      </w:tr>
+      <w:tr>
+        <w:tc>
+          <w:tcPr>
+            <w:tcW w:w="1100" w:type="dxa"/>
+            <w:tcBorders>
+              <w:top w:val="single" w:sz="1" w:space="0" w:color="BDD7EE"/>
+              <w:left w:val="single" w:sz="1" w:space="0" w:color="BDD7EE"/>
+              <w:bottom w:val="single" w:sz="1" w:space="0" w:color="BDD7EE"/>
+              <w:right w:val="single" w:sz="1" w:space="0" w:color="BDD7EE"/>
+            </w:tcBorders>
+            <w:shd w:val="clear" w:color="auto" w:fill="1F4E79"/>
+            <w:tcMar>
+              <w:top w:w="80" w:type="dxa"/>
+              <w:left w:w="120" w:type="dxa"/>
+              <w:bottom w:w="80" w:type="dxa"/>
+              <w:right w:w="120" w:type="dxa"/>
+            </w:tcMar>
+            <w:vAlign w:val="center"/>
+          </w:tcPr>
+          <w:p>
+            <w:pPr>
+              <w:jc w:val="center"/>
+            </w:pPr>
             <w:r>
               <w:rPr>
                 <w:b/>
@@ -7731,7 +9314,38 @@
                 <w:sz w:val="20"/>
                 <w:szCs w:val="20"/>
               </w:rPr>
-              <w:t xml:space="preserve"> &amp; Déploiement</w:t>
+              <w:t>1.5</w:t>
+            </w:r>
+          </w:p>
+        </w:tc>
+        <w:tc>
+          <w:tcPr>
+            <w:tcW w:w="4126" w:type="dxa"/>
+            <w:tcBorders>
+              <w:top w:val="single" w:sz="1" w:space="0" w:color="BDD7EE"/>
+              <w:left w:val="single" w:sz="1" w:space="0" w:color="BDD7EE"/>
+              <w:bottom w:val="single" w:sz="1" w:space="0" w:color="BDD7EE"/>
+              <w:right w:val="single" w:sz="1" w:space="0" w:color="BDD7EE"/>
+            </w:tcBorders>
+            <w:shd w:val="clear" w:color="auto" w:fill="1F4E79"/>
+            <w:tcMar>
+              <w:top w:w="80" w:type="dxa"/>
+              <w:left w:w="120" w:type="dxa"/>
+              <w:bottom w:w="80" w:type="dxa"/>
+              <w:right w:w="120" w:type="dxa"/>
+            </w:tcMar>
+            <w:vAlign w:val="center"/>
+          </w:tcPr>
+          <w:p>
+            <w:r>
+              <w:rPr>
+                <w:b/>
+                <w:bCs/>
+                <w:color w:val="FFFFFF"/>
+                <w:sz w:val="20"/>
+                <w:szCs w:val="20"/>
+              </w:rPr>
+              <w:t>PHASE 5 — Documentation &amp; Finalisation PFE</w:t>
             </w:r>
           </w:p>
         </w:tc>
@@ -7765,7 +9379,7 @@
                 <w:sz w:val="20"/>
                 <w:szCs w:val="20"/>
               </w:rPr>
-              <w:t>20 j</w:t>
+              <w:t>19 j</w:t>
             </w:r>
           </w:p>
         </w:tc>
@@ -7821,8 +9435,7 @@
                 <w:sz w:val="20"/>
                 <w:szCs w:val="20"/>
               </w:rPr>
-              <w:lastRenderedPageBreak/>
-              <w:t>1.4.1</w:t>
+              <w:t>1.5.1</w:t>
             </w:r>
           </w:p>
         </w:tc>
@@ -7845,39 +9458,13 @@
             <w:vAlign w:val="center"/>
           </w:tcPr>
           <w:p>
-            <w:pPr>
-              <w:rPr>
-                <w:lang w:val="en-US"/>
-              </w:rPr>
-            </w:pPr>
-            <w:r>
-              <w:rPr>
-                <w:color w:val="2E2E2E"/>
-                <w:sz w:val="20"/>
-                <w:szCs w:val="20"/>
-                <w:lang w:val="en-US"/>
-              </w:rPr>
-              <w:t xml:space="preserve">Tests </w:t>
-            </w:r>
-            <w:proofErr w:type="spellStart"/>
-            <w:r>
-              <w:rPr>
-                <w:color w:val="2E2E2E"/>
-                <w:sz w:val="20"/>
-                <w:szCs w:val="20"/>
-                <w:lang w:val="en-US"/>
-              </w:rPr>
-              <w:t>d'intégration</w:t>
-            </w:r>
-            <w:proofErr w:type="spellEnd"/>
-            <w:r>
-              <w:rPr>
-                <w:color w:val="2E2E2E"/>
-                <w:sz w:val="20"/>
-                <w:szCs w:val="20"/>
-                <w:lang w:val="en-US"/>
-              </w:rPr>
-              <w:t xml:space="preserve"> end-to-end</w:t>
+            <w:r>
+              <w:rPr>
+                <w:color w:val="2E2E2E"/>
+                <w:sz w:val="20"/>
+                <w:szCs w:val="20"/>
+              </w:rPr>
+              <w:t>Documentation technique et utilisateur</w:t>
             </w:r>
           </w:p>
         </w:tc>
@@ -7972,7 +9559,7 @@
                 <w:sz w:val="20"/>
                 <w:szCs w:val="20"/>
               </w:rPr>
-              <w:t>1.4.1.1</w:t>
+              <w:t>1.5.1.1</w:t>
             </w:r>
           </w:p>
         </w:tc>
@@ -8001,7 +9588,7 @@
                 <w:sz w:val="20"/>
                 <w:szCs w:val="20"/>
               </w:rPr>
-              <w:t xml:space="preserve">    Tests E2E (scénarios complets : connexion → bulletin)</w:t>
+              <w:t xml:space="preserve">    Documentation technique (architecture, API, déploiement)</w:t>
             </w:r>
           </w:p>
         </w:tc>
@@ -8033,7 +9620,7 @@
                 <w:sz w:val="20"/>
                 <w:szCs w:val="20"/>
               </w:rPr>
-              <w:t>5 j</w:t>
+              <w:t>3 j</w:t>
             </w:r>
           </w:p>
         </w:tc>
@@ -8096,7 +9683,7 @@
                 <w:sz w:val="20"/>
                 <w:szCs w:val="20"/>
               </w:rPr>
-              <w:t>1.4.1.2</w:t>
+              <w:t>1.5.1.2</w:t>
             </w:r>
           </w:p>
         </w:tc>
@@ -8125,7 +9712,7 @@
                 <w:sz w:val="20"/>
                 <w:szCs w:val="20"/>
               </w:rPr>
-              <w:t xml:space="preserve">    Audit de sécurité applicative (OWASP Top 10)</w:t>
+              <w:t xml:space="preserve">    Guides utilisateurs illustrés (Admin, Professeur, Parent)</w:t>
             </w:r>
           </w:p>
         </w:tc>
@@ -8201,7 +9788,7 @@
               <w:bottom w:val="single" w:sz="1" w:space="0" w:color="BDD7EE"/>
               <w:right w:val="single" w:sz="1" w:space="0" w:color="BDD7EE"/>
             </w:tcBorders>
-            <w:shd w:val="clear" w:color="auto" w:fill="DEEAF1"/>
+            <w:shd w:val="clear" w:color="auto" w:fill="FFFFFF"/>
             <w:tcMar>
               <w:top w:w="80" w:type="dxa"/>
               <w:left w:w="120" w:type="dxa"/>
@@ -8216,13 +9803,11 @@
             </w:pPr>
             <w:r>
               <w:rPr>
-                <w:b/>
-                <w:bCs/>
-                <w:color w:val="1F4E79"/>
-                <w:sz w:val="20"/>
-                <w:szCs w:val="20"/>
-              </w:rPr>
-              <w:t>1.4.2</w:t>
+                <w:color w:val="595959"/>
+                <w:sz w:val="20"/>
+                <w:szCs w:val="20"/>
+              </w:rPr>
+              <w:t>1.5.1.3</w:t>
             </w:r>
           </w:p>
         </w:tc>
@@ -8235,147 +9820,41 @@
               <w:bottom w:val="single" w:sz="1" w:space="0" w:color="BDD7EE"/>
               <w:right w:val="single" w:sz="1" w:space="0" w:color="BDD7EE"/>
             </w:tcBorders>
-            <w:shd w:val="clear" w:color="auto" w:fill="EBF3FB"/>
-            <w:tcMar>
-              <w:top w:w="80" w:type="dxa"/>
-              <w:left w:w="120" w:type="dxa"/>
-              <w:bottom w:w="80" w:type="dxa"/>
-              <w:right w:w="120" w:type="dxa"/>
-            </w:tcMar>
-            <w:vAlign w:val="center"/>
-          </w:tcPr>
-          <w:p>
-            <w:r>
-              <w:rPr>
-                <w:color w:val="2E2E2E"/>
-                <w:sz w:val="20"/>
-                <w:szCs w:val="20"/>
-              </w:rPr>
-              <w:t>Optimisation des performances</w:t>
-            </w:r>
-          </w:p>
-        </w:tc>
-        <w:tc>
-          <w:tcPr>
-            <w:tcW w:w="900" w:type="dxa"/>
-            <w:tcBorders>
-              <w:top w:val="single" w:sz="1" w:space="0" w:color="BDD7EE"/>
-              <w:left w:val="single" w:sz="1" w:space="0" w:color="BDD7EE"/>
-              <w:bottom w:val="single" w:sz="1" w:space="0" w:color="BDD7EE"/>
-              <w:right w:val="single" w:sz="1" w:space="0" w:color="BDD7EE"/>
-            </w:tcBorders>
-            <w:shd w:val="clear" w:color="auto" w:fill="EBF3FB"/>
-            <w:tcMar>
-              <w:top w:w="80" w:type="dxa"/>
-              <w:left w:w="120" w:type="dxa"/>
-              <w:bottom w:w="80" w:type="dxa"/>
-              <w:right w:w="120" w:type="dxa"/>
-            </w:tcMar>
-            <w:vAlign w:val="center"/>
-          </w:tcPr>
-          <w:p>
-            <w:pPr>
-              <w:jc w:val="center"/>
-            </w:pPr>
-            <w:r>
-              <w:rPr>
-                <w:color w:val="2E2E2E"/>
-                <w:sz w:val="20"/>
-                <w:szCs w:val="20"/>
-              </w:rPr>
-              <w:t>6 j</w:t>
-            </w:r>
-          </w:p>
-        </w:tc>
-        <w:tc>
-          <w:tcPr>
-            <w:tcW w:w="2900" w:type="dxa"/>
-            <w:tcBorders>
-              <w:top w:val="single" w:sz="1" w:space="0" w:color="BDD7EE"/>
-              <w:left w:val="single" w:sz="1" w:space="0" w:color="BDD7EE"/>
-              <w:bottom w:val="single" w:sz="1" w:space="0" w:color="BDD7EE"/>
-              <w:right w:val="single" w:sz="1" w:space="0" w:color="BDD7EE"/>
-            </w:tcBorders>
-            <w:shd w:val="clear" w:color="auto" w:fill="EBF3FB"/>
-            <w:tcMar>
-              <w:top w:w="80" w:type="dxa"/>
-              <w:left w:w="120" w:type="dxa"/>
-              <w:bottom w:w="80" w:type="dxa"/>
-              <w:right w:w="120" w:type="dxa"/>
-            </w:tcMar>
-            <w:vAlign w:val="center"/>
-          </w:tcPr>
-          <w:p>
-            <w:r>
-              <w:rPr>
-                <w:color w:val="2E2E2E"/>
-                <w:sz w:val="20"/>
-                <w:szCs w:val="20"/>
-              </w:rPr>
-              <w:t>Mechta A.</w:t>
-            </w:r>
-          </w:p>
-        </w:tc>
-      </w:tr>
-      <w:tr>
-        <w:tc>
-          <w:tcPr>
-            <w:tcW w:w="1100" w:type="dxa"/>
-            <w:tcBorders>
-              <w:top w:val="single" w:sz="1" w:space="0" w:color="BDD7EE"/>
-              <w:left w:val="single" w:sz="1" w:space="0" w:color="BDD7EE"/>
-              <w:bottom w:val="single" w:sz="1" w:space="0" w:color="BDD7EE"/>
-              <w:right w:val="single" w:sz="1" w:space="0" w:color="BDD7EE"/>
-            </w:tcBorders>
-            <w:shd w:val="clear" w:color="auto" w:fill="FFFFFF"/>
-            <w:tcMar>
-              <w:top w:w="80" w:type="dxa"/>
-              <w:left w:w="120" w:type="dxa"/>
-              <w:bottom w:w="80" w:type="dxa"/>
-              <w:right w:w="120" w:type="dxa"/>
-            </w:tcMar>
-            <w:vAlign w:val="center"/>
-          </w:tcPr>
-          <w:p>
-            <w:pPr>
-              <w:jc w:val="center"/>
-            </w:pPr>
+            <w:shd w:val="clear" w:color="auto" w:fill="FFFFFF"/>
+            <w:tcMar>
+              <w:top w:w="80" w:type="dxa"/>
+              <w:left w:w="120" w:type="dxa"/>
+              <w:bottom w:w="80" w:type="dxa"/>
+              <w:right w:w="120" w:type="dxa"/>
+            </w:tcMar>
+            <w:vAlign w:val="center"/>
+          </w:tcPr>
+          <w:p>
             <w:r>
               <w:rPr>
                 <w:color w:val="595959"/>
                 <w:sz w:val="20"/>
                 <w:szCs w:val="20"/>
               </w:rPr>
-              <w:t>1.4.2.1</w:t>
-            </w:r>
-          </w:p>
-        </w:tc>
-        <w:tc>
-          <w:tcPr>
-            <w:tcW w:w="4126" w:type="dxa"/>
-            <w:tcBorders>
-              <w:top w:val="single" w:sz="1" w:space="0" w:color="BDD7EE"/>
-              <w:left w:val="single" w:sz="1" w:space="0" w:color="BDD7EE"/>
-              <w:bottom w:val="single" w:sz="1" w:space="0" w:color="BDD7EE"/>
-              <w:right w:val="single" w:sz="1" w:space="0" w:color="BDD7EE"/>
-            </w:tcBorders>
-            <w:shd w:val="clear" w:color="auto" w:fill="F9F9F9"/>
-            <w:tcMar>
-              <w:top w:w="80" w:type="dxa"/>
-              <w:left w:w="120" w:type="dxa"/>
-              <w:bottom w:w="80" w:type="dxa"/>
-              <w:right w:w="120" w:type="dxa"/>
-            </w:tcMar>
-            <w:vAlign w:val="center"/>
-          </w:tcPr>
-          <w:p>
+              <w:t xml:space="preserve">    Documentation du code source (</w:t>
+            </w:r>
+            <w:proofErr w:type="spellStart"/>
             <w:r>
               <w:rPr>
                 <w:color w:val="595959"/>
                 <w:sz w:val="20"/>
                 <w:szCs w:val="20"/>
               </w:rPr>
-              <w:t xml:space="preserve">    Détection et résolution requêtes N+1 (Eager </w:t>
+              <w:t>PHPDoc</w:t>
+            </w:r>
+            <w:proofErr w:type="spellEnd"/>
+            <w:r>
+              <w:rPr>
+                <w:color w:val="595959"/>
+                <w:sz w:val="20"/>
+                <w:szCs w:val="20"/>
+              </w:rPr>
+              <w:t xml:space="preserve">, </w:t>
             </w:r>
             <w:proofErr w:type="spellStart"/>
             <w:r>
@@ -8384,7 +9863,7 @@
                 <w:sz w:val="20"/>
                 <w:szCs w:val="20"/>
               </w:rPr>
-              <w:t>Loading</w:t>
+              <w:t>JSDoc</w:t>
             </w:r>
             <w:proofErr w:type="spellEnd"/>
             <w:r>
@@ -8394,1417 +9873,6 @@
                 <w:szCs w:val="20"/>
               </w:rPr>
               <w:t>)</w:t>
-            </w:r>
-          </w:p>
-        </w:tc>
-        <w:tc>
-          <w:tcPr>
-            <w:tcW w:w="900" w:type="dxa"/>
-            <w:tcBorders>
-              <w:top w:val="single" w:sz="1" w:space="0" w:color="BDD7EE"/>
-              <w:left w:val="single" w:sz="1" w:space="0" w:color="BDD7EE"/>
-              <w:bottom w:val="single" w:sz="1" w:space="0" w:color="BDD7EE"/>
-              <w:right w:val="single" w:sz="1" w:space="0" w:color="BDD7EE"/>
-            </w:tcBorders>
-            <w:shd w:val="clear" w:color="auto" w:fill="F9F9F9"/>
-            <w:tcMar>
-              <w:top w:w="80" w:type="dxa"/>
-              <w:left w:w="120" w:type="dxa"/>
-              <w:bottom w:w="80" w:type="dxa"/>
-              <w:right w:w="120" w:type="dxa"/>
-            </w:tcMar>
-            <w:vAlign w:val="center"/>
-          </w:tcPr>
-          <w:p>
-            <w:pPr>
-              <w:jc w:val="center"/>
-            </w:pPr>
-            <w:r>
-              <w:rPr>
-                <w:color w:val="2E2E2E"/>
-                <w:sz w:val="20"/>
-                <w:szCs w:val="20"/>
-              </w:rPr>
-              <w:t>2 j</w:t>
-            </w:r>
-          </w:p>
-        </w:tc>
-        <w:tc>
-          <w:tcPr>
-            <w:tcW w:w="2900" w:type="dxa"/>
-            <w:tcBorders>
-              <w:top w:val="single" w:sz="1" w:space="0" w:color="BDD7EE"/>
-              <w:left w:val="single" w:sz="1" w:space="0" w:color="BDD7EE"/>
-              <w:bottom w:val="single" w:sz="1" w:space="0" w:color="BDD7EE"/>
-              <w:right w:val="single" w:sz="1" w:space="0" w:color="BDD7EE"/>
-            </w:tcBorders>
-            <w:shd w:val="clear" w:color="auto" w:fill="F9F9F9"/>
-            <w:tcMar>
-              <w:top w:w="80" w:type="dxa"/>
-              <w:left w:w="120" w:type="dxa"/>
-              <w:bottom w:w="80" w:type="dxa"/>
-              <w:right w:w="120" w:type="dxa"/>
-            </w:tcMar>
-            <w:vAlign w:val="center"/>
-          </w:tcPr>
-          <w:p>
-            <w:r>
-              <w:rPr>
-                <w:color w:val="2E2E2E"/>
-                <w:sz w:val="20"/>
-                <w:szCs w:val="20"/>
-              </w:rPr>
-              <w:t>Mechta A.</w:t>
-            </w:r>
-          </w:p>
-        </w:tc>
-      </w:tr>
-      <w:tr>
-        <w:tc>
-          <w:tcPr>
-            <w:tcW w:w="1100" w:type="dxa"/>
-            <w:tcBorders>
-              <w:top w:val="single" w:sz="1" w:space="0" w:color="BDD7EE"/>
-              <w:left w:val="single" w:sz="1" w:space="0" w:color="BDD7EE"/>
-              <w:bottom w:val="single" w:sz="1" w:space="0" w:color="BDD7EE"/>
-              <w:right w:val="single" w:sz="1" w:space="0" w:color="BDD7EE"/>
-            </w:tcBorders>
-            <w:shd w:val="clear" w:color="auto" w:fill="FFFFFF"/>
-            <w:tcMar>
-              <w:top w:w="80" w:type="dxa"/>
-              <w:left w:w="120" w:type="dxa"/>
-              <w:bottom w:w="80" w:type="dxa"/>
-              <w:right w:w="120" w:type="dxa"/>
-            </w:tcMar>
-            <w:vAlign w:val="center"/>
-          </w:tcPr>
-          <w:p>
-            <w:pPr>
-              <w:jc w:val="center"/>
-            </w:pPr>
-            <w:r>
-              <w:rPr>
-                <w:color w:val="595959"/>
-                <w:sz w:val="20"/>
-                <w:szCs w:val="20"/>
-              </w:rPr>
-              <w:t>1.4.2.2</w:t>
-            </w:r>
-          </w:p>
-        </w:tc>
-        <w:tc>
-          <w:tcPr>
-            <w:tcW w:w="4126" w:type="dxa"/>
-            <w:tcBorders>
-              <w:top w:val="single" w:sz="1" w:space="0" w:color="BDD7EE"/>
-              <w:left w:val="single" w:sz="1" w:space="0" w:color="BDD7EE"/>
-              <w:bottom w:val="single" w:sz="1" w:space="0" w:color="BDD7EE"/>
-              <w:right w:val="single" w:sz="1" w:space="0" w:color="BDD7EE"/>
-            </w:tcBorders>
-            <w:shd w:val="clear" w:color="auto" w:fill="FFFFFF"/>
-            <w:tcMar>
-              <w:top w:w="80" w:type="dxa"/>
-              <w:left w:w="120" w:type="dxa"/>
-              <w:bottom w:w="80" w:type="dxa"/>
-              <w:right w:w="120" w:type="dxa"/>
-            </w:tcMar>
-            <w:vAlign w:val="center"/>
-          </w:tcPr>
-          <w:p>
-            <w:r>
-              <w:rPr>
-                <w:color w:val="595959"/>
-                <w:sz w:val="20"/>
-                <w:szCs w:val="20"/>
-              </w:rPr>
-              <w:t xml:space="preserve">    Indexation BDD, mise en cache Redis</w:t>
-            </w:r>
-          </w:p>
-        </w:tc>
-        <w:tc>
-          <w:tcPr>
-            <w:tcW w:w="900" w:type="dxa"/>
-            <w:tcBorders>
-              <w:top w:val="single" w:sz="1" w:space="0" w:color="BDD7EE"/>
-              <w:left w:val="single" w:sz="1" w:space="0" w:color="BDD7EE"/>
-              <w:bottom w:val="single" w:sz="1" w:space="0" w:color="BDD7EE"/>
-              <w:right w:val="single" w:sz="1" w:space="0" w:color="BDD7EE"/>
-            </w:tcBorders>
-            <w:shd w:val="clear" w:color="auto" w:fill="FFFFFF"/>
-            <w:tcMar>
-              <w:top w:w="80" w:type="dxa"/>
-              <w:left w:w="120" w:type="dxa"/>
-              <w:bottom w:w="80" w:type="dxa"/>
-              <w:right w:w="120" w:type="dxa"/>
-            </w:tcMar>
-            <w:vAlign w:val="center"/>
-          </w:tcPr>
-          <w:p>
-            <w:pPr>
-              <w:jc w:val="center"/>
-            </w:pPr>
-            <w:r>
-              <w:rPr>
-                <w:color w:val="2E2E2E"/>
-                <w:sz w:val="20"/>
-                <w:szCs w:val="20"/>
-              </w:rPr>
-              <w:t>2 j</w:t>
-            </w:r>
-          </w:p>
-        </w:tc>
-        <w:tc>
-          <w:tcPr>
-            <w:tcW w:w="2900" w:type="dxa"/>
-            <w:tcBorders>
-              <w:top w:val="single" w:sz="1" w:space="0" w:color="BDD7EE"/>
-              <w:left w:val="single" w:sz="1" w:space="0" w:color="BDD7EE"/>
-              <w:bottom w:val="single" w:sz="1" w:space="0" w:color="BDD7EE"/>
-              <w:right w:val="single" w:sz="1" w:space="0" w:color="BDD7EE"/>
-            </w:tcBorders>
-            <w:shd w:val="clear" w:color="auto" w:fill="FFFFFF"/>
-            <w:tcMar>
-              <w:top w:w="80" w:type="dxa"/>
-              <w:left w:w="120" w:type="dxa"/>
-              <w:bottom w:w="80" w:type="dxa"/>
-              <w:right w:w="120" w:type="dxa"/>
-            </w:tcMar>
-            <w:vAlign w:val="center"/>
-          </w:tcPr>
-          <w:p>
-            <w:r>
-              <w:rPr>
-                <w:color w:val="2E2E2E"/>
-                <w:sz w:val="20"/>
-                <w:szCs w:val="20"/>
-              </w:rPr>
-              <w:t>Mechta A.</w:t>
-            </w:r>
-          </w:p>
-        </w:tc>
-      </w:tr>
-      <w:tr>
-        <w:tc>
-          <w:tcPr>
-            <w:tcW w:w="1100" w:type="dxa"/>
-            <w:tcBorders>
-              <w:top w:val="single" w:sz="1" w:space="0" w:color="BDD7EE"/>
-              <w:left w:val="single" w:sz="1" w:space="0" w:color="BDD7EE"/>
-              <w:bottom w:val="single" w:sz="1" w:space="0" w:color="BDD7EE"/>
-              <w:right w:val="single" w:sz="1" w:space="0" w:color="BDD7EE"/>
-            </w:tcBorders>
-            <w:shd w:val="clear" w:color="auto" w:fill="FFFFFF"/>
-            <w:tcMar>
-              <w:top w:w="80" w:type="dxa"/>
-              <w:left w:w="120" w:type="dxa"/>
-              <w:bottom w:w="80" w:type="dxa"/>
-              <w:right w:w="120" w:type="dxa"/>
-            </w:tcMar>
-            <w:vAlign w:val="center"/>
-          </w:tcPr>
-          <w:p>
-            <w:pPr>
-              <w:jc w:val="center"/>
-            </w:pPr>
-            <w:r>
-              <w:rPr>
-                <w:color w:val="595959"/>
-                <w:sz w:val="20"/>
-                <w:szCs w:val="20"/>
-              </w:rPr>
-              <w:t>1.4.2.3</w:t>
-            </w:r>
-          </w:p>
-        </w:tc>
-        <w:tc>
-          <w:tcPr>
-            <w:tcW w:w="4126" w:type="dxa"/>
-            <w:tcBorders>
-              <w:top w:val="single" w:sz="1" w:space="0" w:color="BDD7EE"/>
-              <w:left w:val="single" w:sz="1" w:space="0" w:color="BDD7EE"/>
-              <w:bottom w:val="single" w:sz="1" w:space="0" w:color="BDD7EE"/>
-              <w:right w:val="single" w:sz="1" w:space="0" w:color="BDD7EE"/>
-            </w:tcBorders>
-            <w:shd w:val="clear" w:color="auto" w:fill="F9F9F9"/>
-            <w:tcMar>
-              <w:top w:w="80" w:type="dxa"/>
-              <w:left w:w="120" w:type="dxa"/>
-              <w:bottom w:w="80" w:type="dxa"/>
-              <w:right w:w="120" w:type="dxa"/>
-            </w:tcMar>
-            <w:vAlign w:val="center"/>
-          </w:tcPr>
-          <w:p>
-            <w:r>
-              <w:rPr>
-                <w:color w:val="595959"/>
-                <w:sz w:val="20"/>
-                <w:szCs w:val="20"/>
-              </w:rPr>
-              <w:t xml:space="preserve">    Tests de charge (k6 / Postman), cible p95 &lt; 300ms</w:t>
-            </w:r>
-          </w:p>
-        </w:tc>
-        <w:tc>
-          <w:tcPr>
-            <w:tcW w:w="900" w:type="dxa"/>
-            <w:tcBorders>
-              <w:top w:val="single" w:sz="1" w:space="0" w:color="BDD7EE"/>
-              <w:left w:val="single" w:sz="1" w:space="0" w:color="BDD7EE"/>
-              <w:bottom w:val="single" w:sz="1" w:space="0" w:color="BDD7EE"/>
-              <w:right w:val="single" w:sz="1" w:space="0" w:color="BDD7EE"/>
-            </w:tcBorders>
-            <w:shd w:val="clear" w:color="auto" w:fill="F9F9F9"/>
-            <w:tcMar>
-              <w:top w:w="80" w:type="dxa"/>
-              <w:left w:w="120" w:type="dxa"/>
-              <w:bottom w:w="80" w:type="dxa"/>
-              <w:right w:w="120" w:type="dxa"/>
-            </w:tcMar>
-            <w:vAlign w:val="center"/>
-          </w:tcPr>
-          <w:p>
-            <w:pPr>
-              <w:jc w:val="center"/>
-            </w:pPr>
-            <w:r>
-              <w:rPr>
-                <w:color w:val="2E2E2E"/>
-                <w:sz w:val="20"/>
-                <w:szCs w:val="20"/>
-              </w:rPr>
-              <w:t>2 j</w:t>
-            </w:r>
-          </w:p>
-        </w:tc>
-        <w:tc>
-          <w:tcPr>
-            <w:tcW w:w="2900" w:type="dxa"/>
-            <w:tcBorders>
-              <w:top w:val="single" w:sz="1" w:space="0" w:color="BDD7EE"/>
-              <w:left w:val="single" w:sz="1" w:space="0" w:color="BDD7EE"/>
-              <w:bottom w:val="single" w:sz="1" w:space="0" w:color="BDD7EE"/>
-              <w:right w:val="single" w:sz="1" w:space="0" w:color="BDD7EE"/>
-            </w:tcBorders>
-            <w:shd w:val="clear" w:color="auto" w:fill="F9F9F9"/>
-            <w:tcMar>
-              <w:top w:w="80" w:type="dxa"/>
-              <w:left w:w="120" w:type="dxa"/>
-              <w:bottom w:w="80" w:type="dxa"/>
-              <w:right w:w="120" w:type="dxa"/>
-            </w:tcMar>
-            <w:vAlign w:val="center"/>
-          </w:tcPr>
-          <w:p>
-            <w:r>
-              <w:rPr>
-                <w:color w:val="2E2E2E"/>
-                <w:sz w:val="20"/>
-                <w:szCs w:val="20"/>
-              </w:rPr>
-              <w:t>Mechta A.</w:t>
-            </w:r>
-          </w:p>
-        </w:tc>
-      </w:tr>
-      <w:tr>
-        <w:tc>
-          <w:tcPr>
-            <w:tcW w:w="1100" w:type="dxa"/>
-            <w:tcBorders>
-              <w:top w:val="single" w:sz="1" w:space="0" w:color="BDD7EE"/>
-              <w:left w:val="single" w:sz="1" w:space="0" w:color="BDD7EE"/>
-              <w:bottom w:val="single" w:sz="1" w:space="0" w:color="BDD7EE"/>
-              <w:right w:val="single" w:sz="1" w:space="0" w:color="BDD7EE"/>
-            </w:tcBorders>
-            <w:shd w:val="clear" w:color="auto" w:fill="DEEAF1"/>
-            <w:tcMar>
-              <w:top w:w="80" w:type="dxa"/>
-              <w:left w:w="120" w:type="dxa"/>
-              <w:bottom w:w="80" w:type="dxa"/>
-              <w:right w:w="120" w:type="dxa"/>
-            </w:tcMar>
-            <w:vAlign w:val="center"/>
-          </w:tcPr>
-          <w:p>
-            <w:pPr>
-              <w:jc w:val="center"/>
-            </w:pPr>
-            <w:r>
-              <w:rPr>
-                <w:b/>
-                <w:bCs/>
-                <w:color w:val="1F4E79"/>
-                <w:sz w:val="20"/>
-                <w:szCs w:val="20"/>
-              </w:rPr>
-              <w:t>1.4.3</w:t>
-            </w:r>
-          </w:p>
-        </w:tc>
-        <w:tc>
-          <w:tcPr>
-            <w:tcW w:w="4126" w:type="dxa"/>
-            <w:tcBorders>
-              <w:top w:val="single" w:sz="1" w:space="0" w:color="BDD7EE"/>
-              <w:left w:val="single" w:sz="1" w:space="0" w:color="BDD7EE"/>
-              <w:bottom w:val="single" w:sz="1" w:space="0" w:color="BDD7EE"/>
-              <w:right w:val="single" w:sz="1" w:space="0" w:color="BDD7EE"/>
-            </w:tcBorders>
-            <w:shd w:val="clear" w:color="auto" w:fill="FFFFFF"/>
-            <w:tcMar>
-              <w:top w:w="80" w:type="dxa"/>
-              <w:left w:w="120" w:type="dxa"/>
-              <w:bottom w:w="80" w:type="dxa"/>
-              <w:right w:w="120" w:type="dxa"/>
-            </w:tcMar>
-            <w:vAlign w:val="center"/>
-          </w:tcPr>
-          <w:p>
-            <w:r>
-              <w:rPr>
-                <w:color w:val="2E2E2E"/>
-                <w:sz w:val="20"/>
-                <w:szCs w:val="20"/>
-              </w:rPr>
-              <w:t xml:space="preserve">Déploiement </w:t>
-            </w:r>
-            <w:proofErr w:type="spellStart"/>
-            <w:r>
-              <w:rPr>
-                <w:color w:val="2E2E2E"/>
-                <w:sz w:val="20"/>
-                <w:szCs w:val="20"/>
-              </w:rPr>
-              <w:t>staging</w:t>
-            </w:r>
-            <w:proofErr w:type="spellEnd"/>
-            <w:r>
-              <w:rPr>
-                <w:color w:val="2E2E2E"/>
-                <w:sz w:val="20"/>
-                <w:szCs w:val="20"/>
-              </w:rPr>
-              <w:t xml:space="preserve"> et production</w:t>
-            </w:r>
-          </w:p>
-        </w:tc>
-        <w:tc>
-          <w:tcPr>
-            <w:tcW w:w="900" w:type="dxa"/>
-            <w:tcBorders>
-              <w:top w:val="single" w:sz="1" w:space="0" w:color="BDD7EE"/>
-              <w:left w:val="single" w:sz="1" w:space="0" w:color="BDD7EE"/>
-              <w:bottom w:val="single" w:sz="1" w:space="0" w:color="BDD7EE"/>
-              <w:right w:val="single" w:sz="1" w:space="0" w:color="BDD7EE"/>
-            </w:tcBorders>
-            <w:shd w:val="clear" w:color="auto" w:fill="FFFFFF"/>
-            <w:tcMar>
-              <w:top w:w="80" w:type="dxa"/>
-              <w:left w:w="120" w:type="dxa"/>
-              <w:bottom w:w="80" w:type="dxa"/>
-              <w:right w:w="120" w:type="dxa"/>
-            </w:tcMar>
-            <w:vAlign w:val="center"/>
-          </w:tcPr>
-          <w:p>
-            <w:pPr>
-              <w:jc w:val="center"/>
-            </w:pPr>
-            <w:r>
-              <w:rPr>
-                <w:color w:val="2E2E2E"/>
-                <w:sz w:val="20"/>
-                <w:szCs w:val="20"/>
-              </w:rPr>
-              <w:t>6 j</w:t>
-            </w:r>
-          </w:p>
-        </w:tc>
-        <w:tc>
-          <w:tcPr>
-            <w:tcW w:w="2900" w:type="dxa"/>
-            <w:tcBorders>
-              <w:top w:val="single" w:sz="1" w:space="0" w:color="BDD7EE"/>
-              <w:left w:val="single" w:sz="1" w:space="0" w:color="BDD7EE"/>
-              <w:bottom w:val="single" w:sz="1" w:space="0" w:color="BDD7EE"/>
-              <w:right w:val="single" w:sz="1" w:space="0" w:color="BDD7EE"/>
-            </w:tcBorders>
-            <w:shd w:val="clear" w:color="auto" w:fill="FFFFFF"/>
-            <w:tcMar>
-              <w:top w:w="80" w:type="dxa"/>
-              <w:left w:w="120" w:type="dxa"/>
-              <w:bottom w:w="80" w:type="dxa"/>
-              <w:right w:w="120" w:type="dxa"/>
-            </w:tcMar>
-            <w:vAlign w:val="center"/>
-          </w:tcPr>
-          <w:p>
-            <w:r>
-              <w:rPr>
-                <w:color w:val="2E2E2E"/>
-                <w:sz w:val="20"/>
-                <w:szCs w:val="20"/>
-              </w:rPr>
-              <w:t>Mechta A.</w:t>
-            </w:r>
-          </w:p>
-        </w:tc>
-      </w:tr>
-      <w:tr>
-        <w:tc>
-          <w:tcPr>
-            <w:tcW w:w="1100" w:type="dxa"/>
-            <w:tcBorders>
-              <w:top w:val="single" w:sz="1" w:space="0" w:color="BDD7EE"/>
-              <w:left w:val="single" w:sz="1" w:space="0" w:color="BDD7EE"/>
-              <w:bottom w:val="single" w:sz="1" w:space="0" w:color="BDD7EE"/>
-              <w:right w:val="single" w:sz="1" w:space="0" w:color="BDD7EE"/>
-            </w:tcBorders>
-            <w:shd w:val="clear" w:color="auto" w:fill="FFFFFF"/>
-            <w:tcMar>
-              <w:top w:w="80" w:type="dxa"/>
-              <w:left w:w="120" w:type="dxa"/>
-              <w:bottom w:w="80" w:type="dxa"/>
-              <w:right w:w="120" w:type="dxa"/>
-            </w:tcMar>
-            <w:vAlign w:val="center"/>
-          </w:tcPr>
-          <w:p>
-            <w:pPr>
-              <w:jc w:val="center"/>
-            </w:pPr>
-            <w:r>
-              <w:rPr>
-                <w:color w:val="595959"/>
-                <w:sz w:val="20"/>
-                <w:szCs w:val="20"/>
-              </w:rPr>
-              <w:t>1.4.3.1</w:t>
-            </w:r>
-          </w:p>
-        </w:tc>
-        <w:tc>
-          <w:tcPr>
-            <w:tcW w:w="4126" w:type="dxa"/>
-            <w:tcBorders>
-              <w:top w:val="single" w:sz="1" w:space="0" w:color="BDD7EE"/>
-              <w:left w:val="single" w:sz="1" w:space="0" w:color="BDD7EE"/>
-              <w:bottom w:val="single" w:sz="1" w:space="0" w:color="BDD7EE"/>
-              <w:right w:val="single" w:sz="1" w:space="0" w:color="BDD7EE"/>
-            </w:tcBorders>
-            <w:shd w:val="clear" w:color="auto" w:fill="FFFFFF"/>
-            <w:tcMar>
-              <w:top w:w="80" w:type="dxa"/>
-              <w:left w:w="120" w:type="dxa"/>
-              <w:bottom w:w="80" w:type="dxa"/>
-              <w:right w:w="120" w:type="dxa"/>
-            </w:tcMar>
-            <w:vAlign w:val="center"/>
-          </w:tcPr>
-          <w:p>
-            <w:r>
-              <w:rPr>
-                <w:color w:val="595959"/>
-                <w:sz w:val="20"/>
-                <w:szCs w:val="20"/>
-              </w:rPr>
-              <w:t xml:space="preserve">    Configuration VPS DigitalOcean (Nginx, PHP-FPM, MySQL)</w:t>
-            </w:r>
-          </w:p>
-        </w:tc>
-        <w:tc>
-          <w:tcPr>
-            <w:tcW w:w="900" w:type="dxa"/>
-            <w:tcBorders>
-              <w:top w:val="single" w:sz="1" w:space="0" w:color="BDD7EE"/>
-              <w:left w:val="single" w:sz="1" w:space="0" w:color="BDD7EE"/>
-              <w:bottom w:val="single" w:sz="1" w:space="0" w:color="BDD7EE"/>
-              <w:right w:val="single" w:sz="1" w:space="0" w:color="BDD7EE"/>
-            </w:tcBorders>
-            <w:shd w:val="clear" w:color="auto" w:fill="FFFFFF"/>
-            <w:tcMar>
-              <w:top w:w="80" w:type="dxa"/>
-              <w:left w:w="120" w:type="dxa"/>
-              <w:bottom w:w="80" w:type="dxa"/>
-              <w:right w:w="120" w:type="dxa"/>
-            </w:tcMar>
-            <w:vAlign w:val="center"/>
-          </w:tcPr>
-          <w:p>
-            <w:pPr>
-              <w:jc w:val="center"/>
-            </w:pPr>
-            <w:r>
-              <w:rPr>
-                <w:color w:val="2E2E2E"/>
-                <w:sz w:val="20"/>
-                <w:szCs w:val="20"/>
-              </w:rPr>
-              <w:t>2 j</w:t>
-            </w:r>
-          </w:p>
-        </w:tc>
-        <w:tc>
-          <w:tcPr>
-            <w:tcW w:w="2900" w:type="dxa"/>
-            <w:tcBorders>
-              <w:top w:val="single" w:sz="1" w:space="0" w:color="BDD7EE"/>
-              <w:left w:val="single" w:sz="1" w:space="0" w:color="BDD7EE"/>
-              <w:bottom w:val="single" w:sz="1" w:space="0" w:color="BDD7EE"/>
-              <w:right w:val="single" w:sz="1" w:space="0" w:color="BDD7EE"/>
-            </w:tcBorders>
-            <w:shd w:val="clear" w:color="auto" w:fill="FFFFFF"/>
-            <w:tcMar>
-              <w:top w:w="80" w:type="dxa"/>
-              <w:left w:w="120" w:type="dxa"/>
-              <w:bottom w:w="80" w:type="dxa"/>
-              <w:right w:w="120" w:type="dxa"/>
-            </w:tcMar>
-            <w:vAlign w:val="center"/>
-          </w:tcPr>
-          <w:p>
-            <w:r>
-              <w:rPr>
-                <w:color w:val="2E2E2E"/>
-                <w:sz w:val="20"/>
-                <w:szCs w:val="20"/>
-              </w:rPr>
-              <w:t>Mechta A.</w:t>
-            </w:r>
-          </w:p>
-        </w:tc>
-      </w:tr>
-      <w:tr>
-        <w:tc>
-          <w:tcPr>
-            <w:tcW w:w="1100" w:type="dxa"/>
-            <w:tcBorders>
-              <w:top w:val="single" w:sz="1" w:space="0" w:color="BDD7EE"/>
-              <w:left w:val="single" w:sz="1" w:space="0" w:color="BDD7EE"/>
-              <w:bottom w:val="single" w:sz="1" w:space="0" w:color="BDD7EE"/>
-              <w:right w:val="single" w:sz="1" w:space="0" w:color="BDD7EE"/>
-            </w:tcBorders>
-            <w:shd w:val="clear" w:color="auto" w:fill="FFFFFF"/>
-            <w:tcMar>
-              <w:top w:w="80" w:type="dxa"/>
-              <w:left w:w="120" w:type="dxa"/>
-              <w:bottom w:w="80" w:type="dxa"/>
-              <w:right w:w="120" w:type="dxa"/>
-            </w:tcMar>
-            <w:vAlign w:val="center"/>
-          </w:tcPr>
-          <w:p>
-            <w:pPr>
-              <w:jc w:val="center"/>
-            </w:pPr>
-            <w:r>
-              <w:rPr>
-                <w:color w:val="595959"/>
-                <w:sz w:val="20"/>
-                <w:szCs w:val="20"/>
-              </w:rPr>
-              <w:t>1.4.3.2</w:t>
-            </w:r>
-          </w:p>
-        </w:tc>
-        <w:tc>
-          <w:tcPr>
-            <w:tcW w:w="4126" w:type="dxa"/>
-            <w:tcBorders>
-              <w:top w:val="single" w:sz="1" w:space="0" w:color="BDD7EE"/>
-              <w:left w:val="single" w:sz="1" w:space="0" w:color="BDD7EE"/>
-              <w:bottom w:val="single" w:sz="1" w:space="0" w:color="BDD7EE"/>
-              <w:right w:val="single" w:sz="1" w:space="0" w:color="BDD7EE"/>
-            </w:tcBorders>
-            <w:shd w:val="clear" w:color="auto" w:fill="F9F9F9"/>
-            <w:tcMar>
-              <w:top w:w="80" w:type="dxa"/>
-              <w:left w:w="120" w:type="dxa"/>
-              <w:bottom w:w="80" w:type="dxa"/>
-              <w:right w:w="120" w:type="dxa"/>
-            </w:tcMar>
-            <w:vAlign w:val="center"/>
-          </w:tcPr>
-          <w:p>
-            <w:r>
-              <w:rPr>
-                <w:color w:val="595959"/>
-                <w:sz w:val="20"/>
-                <w:szCs w:val="20"/>
-              </w:rPr>
-              <w:t xml:space="preserve">    Configuration SSL/HTTPS, monitoring </w:t>
-            </w:r>
-            <w:proofErr w:type="spellStart"/>
-            <w:r>
-              <w:rPr>
-                <w:color w:val="595959"/>
-                <w:sz w:val="20"/>
-                <w:szCs w:val="20"/>
-              </w:rPr>
-              <w:t>UptimeRobot</w:t>
-            </w:r>
-            <w:proofErr w:type="spellEnd"/>
-          </w:p>
-        </w:tc>
-        <w:tc>
-          <w:tcPr>
-            <w:tcW w:w="900" w:type="dxa"/>
-            <w:tcBorders>
-              <w:top w:val="single" w:sz="1" w:space="0" w:color="BDD7EE"/>
-              <w:left w:val="single" w:sz="1" w:space="0" w:color="BDD7EE"/>
-              <w:bottom w:val="single" w:sz="1" w:space="0" w:color="BDD7EE"/>
-              <w:right w:val="single" w:sz="1" w:space="0" w:color="BDD7EE"/>
-            </w:tcBorders>
-            <w:shd w:val="clear" w:color="auto" w:fill="F9F9F9"/>
-            <w:tcMar>
-              <w:top w:w="80" w:type="dxa"/>
-              <w:left w:w="120" w:type="dxa"/>
-              <w:bottom w:w="80" w:type="dxa"/>
-              <w:right w:w="120" w:type="dxa"/>
-            </w:tcMar>
-            <w:vAlign w:val="center"/>
-          </w:tcPr>
-          <w:p>
-            <w:pPr>
-              <w:jc w:val="center"/>
-            </w:pPr>
-            <w:r>
-              <w:rPr>
-                <w:color w:val="2E2E2E"/>
-                <w:sz w:val="20"/>
-                <w:szCs w:val="20"/>
-              </w:rPr>
-              <w:t>2 j</w:t>
-            </w:r>
-          </w:p>
-        </w:tc>
-        <w:tc>
-          <w:tcPr>
-            <w:tcW w:w="2900" w:type="dxa"/>
-            <w:tcBorders>
-              <w:top w:val="single" w:sz="1" w:space="0" w:color="BDD7EE"/>
-              <w:left w:val="single" w:sz="1" w:space="0" w:color="BDD7EE"/>
-              <w:bottom w:val="single" w:sz="1" w:space="0" w:color="BDD7EE"/>
-              <w:right w:val="single" w:sz="1" w:space="0" w:color="BDD7EE"/>
-            </w:tcBorders>
-            <w:shd w:val="clear" w:color="auto" w:fill="F9F9F9"/>
-            <w:tcMar>
-              <w:top w:w="80" w:type="dxa"/>
-              <w:left w:w="120" w:type="dxa"/>
-              <w:bottom w:w="80" w:type="dxa"/>
-              <w:right w:w="120" w:type="dxa"/>
-            </w:tcMar>
-            <w:vAlign w:val="center"/>
-          </w:tcPr>
-          <w:p>
-            <w:r>
-              <w:rPr>
-                <w:color w:val="2E2E2E"/>
-                <w:sz w:val="20"/>
-                <w:szCs w:val="20"/>
-              </w:rPr>
-              <w:t>Mechta A.</w:t>
-            </w:r>
-          </w:p>
-        </w:tc>
-      </w:tr>
-      <w:tr>
-        <w:tc>
-          <w:tcPr>
-            <w:tcW w:w="1100" w:type="dxa"/>
-            <w:tcBorders>
-              <w:top w:val="single" w:sz="1" w:space="0" w:color="BDD7EE"/>
-              <w:left w:val="single" w:sz="1" w:space="0" w:color="BDD7EE"/>
-              <w:bottom w:val="single" w:sz="1" w:space="0" w:color="BDD7EE"/>
-              <w:right w:val="single" w:sz="1" w:space="0" w:color="BDD7EE"/>
-            </w:tcBorders>
-            <w:shd w:val="clear" w:color="auto" w:fill="FFFFFF"/>
-            <w:tcMar>
-              <w:top w:w="80" w:type="dxa"/>
-              <w:left w:w="120" w:type="dxa"/>
-              <w:bottom w:w="80" w:type="dxa"/>
-              <w:right w:w="120" w:type="dxa"/>
-            </w:tcMar>
-            <w:vAlign w:val="center"/>
-          </w:tcPr>
-          <w:p>
-            <w:pPr>
-              <w:jc w:val="center"/>
-            </w:pPr>
-            <w:r>
-              <w:rPr>
-                <w:color w:val="595959"/>
-                <w:sz w:val="20"/>
-                <w:szCs w:val="20"/>
-              </w:rPr>
-              <w:t>1.4.3.3</w:t>
-            </w:r>
-          </w:p>
-        </w:tc>
-        <w:tc>
-          <w:tcPr>
-            <w:tcW w:w="4126" w:type="dxa"/>
-            <w:tcBorders>
-              <w:top w:val="single" w:sz="1" w:space="0" w:color="BDD7EE"/>
-              <w:left w:val="single" w:sz="1" w:space="0" w:color="BDD7EE"/>
-              <w:bottom w:val="single" w:sz="1" w:space="0" w:color="BDD7EE"/>
-              <w:right w:val="single" w:sz="1" w:space="0" w:color="BDD7EE"/>
-            </w:tcBorders>
-            <w:shd w:val="clear" w:color="auto" w:fill="FFFFFF"/>
-            <w:tcMar>
-              <w:top w:w="80" w:type="dxa"/>
-              <w:left w:w="120" w:type="dxa"/>
-              <w:bottom w:w="80" w:type="dxa"/>
-              <w:right w:w="120" w:type="dxa"/>
-            </w:tcMar>
-            <w:vAlign w:val="center"/>
-          </w:tcPr>
-          <w:p>
-            <w:r>
-              <w:rPr>
-                <w:color w:val="595959"/>
-                <w:sz w:val="20"/>
-                <w:szCs w:val="20"/>
-              </w:rPr>
-              <w:t xml:space="preserve">    Migration données initiales, tests production</w:t>
-            </w:r>
-          </w:p>
-        </w:tc>
-        <w:tc>
-          <w:tcPr>
-            <w:tcW w:w="900" w:type="dxa"/>
-            <w:tcBorders>
-              <w:top w:val="single" w:sz="1" w:space="0" w:color="BDD7EE"/>
-              <w:left w:val="single" w:sz="1" w:space="0" w:color="BDD7EE"/>
-              <w:bottom w:val="single" w:sz="1" w:space="0" w:color="BDD7EE"/>
-              <w:right w:val="single" w:sz="1" w:space="0" w:color="BDD7EE"/>
-            </w:tcBorders>
-            <w:shd w:val="clear" w:color="auto" w:fill="FFFFFF"/>
-            <w:tcMar>
-              <w:top w:w="80" w:type="dxa"/>
-              <w:left w:w="120" w:type="dxa"/>
-              <w:bottom w:w="80" w:type="dxa"/>
-              <w:right w:w="120" w:type="dxa"/>
-            </w:tcMar>
-            <w:vAlign w:val="center"/>
-          </w:tcPr>
-          <w:p>
-            <w:pPr>
-              <w:jc w:val="center"/>
-            </w:pPr>
-            <w:r>
-              <w:rPr>
-                <w:color w:val="2E2E2E"/>
-                <w:sz w:val="20"/>
-                <w:szCs w:val="20"/>
-              </w:rPr>
-              <w:t>2 j</w:t>
-            </w:r>
-          </w:p>
-        </w:tc>
-        <w:tc>
-          <w:tcPr>
-            <w:tcW w:w="2900" w:type="dxa"/>
-            <w:tcBorders>
-              <w:top w:val="single" w:sz="1" w:space="0" w:color="BDD7EE"/>
-              <w:left w:val="single" w:sz="1" w:space="0" w:color="BDD7EE"/>
-              <w:bottom w:val="single" w:sz="1" w:space="0" w:color="BDD7EE"/>
-              <w:right w:val="single" w:sz="1" w:space="0" w:color="BDD7EE"/>
-            </w:tcBorders>
-            <w:shd w:val="clear" w:color="auto" w:fill="FFFFFF"/>
-            <w:tcMar>
-              <w:top w:w="80" w:type="dxa"/>
-              <w:left w:w="120" w:type="dxa"/>
-              <w:bottom w:w="80" w:type="dxa"/>
-              <w:right w:w="120" w:type="dxa"/>
-            </w:tcMar>
-            <w:vAlign w:val="center"/>
-          </w:tcPr>
-          <w:p>
-            <w:r>
-              <w:rPr>
-                <w:color w:val="2E2E2E"/>
-                <w:sz w:val="20"/>
-                <w:szCs w:val="20"/>
-              </w:rPr>
-              <w:t>Mechta A.</w:t>
-            </w:r>
-          </w:p>
-        </w:tc>
-      </w:tr>
-      <w:tr>
-        <w:tc>
-          <w:tcPr>
-            <w:tcW w:w="1100" w:type="dxa"/>
-            <w:tcBorders>
-              <w:top w:val="single" w:sz="1" w:space="0" w:color="BDD7EE"/>
-              <w:left w:val="single" w:sz="1" w:space="0" w:color="BDD7EE"/>
-              <w:bottom w:val="single" w:sz="1" w:space="0" w:color="BDD7EE"/>
-              <w:right w:val="single" w:sz="1" w:space="0" w:color="BDD7EE"/>
-            </w:tcBorders>
-            <w:shd w:val="clear" w:color="auto" w:fill="1F4E79"/>
-            <w:tcMar>
-              <w:top w:w="80" w:type="dxa"/>
-              <w:left w:w="120" w:type="dxa"/>
-              <w:bottom w:w="80" w:type="dxa"/>
-              <w:right w:w="120" w:type="dxa"/>
-            </w:tcMar>
-            <w:vAlign w:val="center"/>
-          </w:tcPr>
-          <w:p>
-            <w:pPr>
-              <w:jc w:val="center"/>
-            </w:pPr>
-            <w:r>
-              <w:rPr>
-                <w:b/>
-                <w:bCs/>
-                <w:color w:val="FFFFFF"/>
-                <w:sz w:val="20"/>
-                <w:szCs w:val="20"/>
-              </w:rPr>
-              <w:t>1.5</w:t>
-            </w:r>
-          </w:p>
-        </w:tc>
-        <w:tc>
-          <w:tcPr>
-            <w:tcW w:w="4126" w:type="dxa"/>
-            <w:tcBorders>
-              <w:top w:val="single" w:sz="1" w:space="0" w:color="BDD7EE"/>
-              <w:left w:val="single" w:sz="1" w:space="0" w:color="BDD7EE"/>
-              <w:bottom w:val="single" w:sz="1" w:space="0" w:color="BDD7EE"/>
-              <w:right w:val="single" w:sz="1" w:space="0" w:color="BDD7EE"/>
-            </w:tcBorders>
-            <w:shd w:val="clear" w:color="auto" w:fill="1F4E79"/>
-            <w:tcMar>
-              <w:top w:w="80" w:type="dxa"/>
-              <w:left w:w="120" w:type="dxa"/>
-              <w:bottom w:w="80" w:type="dxa"/>
-              <w:right w:w="120" w:type="dxa"/>
-            </w:tcMar>
-            <w:vAlign w:val="center"/>
-          </w:tcPr>
-          <w:p>
-            <w:r>
-              <w:rPr>
-                <w:b/>
-                <w:bCs/>
-                <w:color w:val="FFFFFF"/>
-                <w:sz w:val="20"/>
-                <w:szCs w:val="20"/>
-              </w:rPr>
-              <w:t>PHASE 5 — Documentation &amp; Finalisation PFE</w:t>
-            </w:r>
-          </w:p>
-        </w:tc>
-        <w:tc>
-          <w:tcPr>
-            <w:tcW w:w="900" w:type="dxa"/>
-            <w:tcBorders>
-              <w:top w:val="single" w:sz="1" w:space="0" w:color="BDD7EE"/>
-              <w:left w:val="single" w:sz="1" w:space="0" w:color="BDD7EE"/>
-              <w:bottom w:val="single" w:sz="1" w:space="0" w:color="BDD7EE"/>
-              <w:right w:val="single" w:sz="1" w:space="0" w:color="BDD7EE"/>
-            </w:tcBorders>
-            <w:shd w:val="clear" w:color="auto" w:fill="1F4E79"/>
-            <w:tcMar>
-              <w:top w:w="80" w:type="dxa"/>
-              <w:left w:w="120" w:type="dxa"/>
-              <w:bottom w:w="80" w:type="dxa"/>
-              <w:right w:w="120" w:type="dxa"/>
-            </w:tcMar>
-            <w:vAlign w:val="center"/>
-          </w:tcPr>
-          <w:p>
-            <w:pPr>
-              <w:jc w:val="center"/>
-            </w:pPr>
-            <w:r>
-              <w:rPr>
-                <w:b/>
-                <w:bCs/>
-                <w:color w:val="FFFFFF"/>
-                <w:sz w:val="20"/>
-                <w:szCs w:val="20"/>
-              </w:rPr>
-              <w:t>19 j</w:t>
-            </w:r>
-          </w:p>
-        </w:tc>
-        <w:tc>
-          <w:tcPr>
-            <w:tcW w:w="2900" w:type="dxa"/>
-            <w:tcBorders>
-              <w:top w:val="single" w:sz="1" w:space="0" w:color="BDD7EE"/>
-              <w:left w:val="single" w:sz="1" w:space="0" w:color="BDD7EE"/>
-              <w:bottom w:val="single" w:sz="1" w:space="0" w:color="BDD7EE"/>
-              <w:right w:val="single" w:sz="1" w:space="0" w:color="BDD7EE"/>
-            </w:tcBorders>
-            <w:shd w:val="clear" w:color="auto" w:fill="1F4E79"/>
-            <w:tcMar>
-              <w:top w:w="80" w:type="dxa"/>
-              <w:left w:w="120" w:type="dxa"/>
-              <w:bottom w:w="80" w:type="dxa"/>
-              <w:right w:w="120" w:type="dxa"/>
-            </w:tcMar>
-            <w:vAlign w:val="center"/>
-          </w:tcPr>
-          <w:p/>
-        </w:tc>
-      </w:tr>
-      <w:tr>
-        <w:tc>
-          <w:tcPr>
-            <w:tcW w:w="1100" w:type="dxa"/>
-            <w:tcBorders>
-              <w:top w:val="single" w:sz="1" w:space="0" w:color="BDD7EE"/>
-              <w:left w:val="single" w:sz="1" w:space="0" w:color="BDD7EE"/>
-              <w:bottom w:val="single" w:sz="1" w:space="0" w:color="BDD7EE"/>
-              <w:right w:val="single" w:sz="1" w:space="0" w:color="BDD7EE"/>
-            </w:tcBorders>
-            <w:shd w:val="clear" w:color="auto" w:fill="DEEAF1"/>
-            <w:tcMar>
-              <w:top w:w="80" w:type="dxa"/>
-              <w:left w:w="120" w:type="dxa"/>
-              <w:bottom w:w="80" w:type="dxa"/>
-              <w:right w:w="120" w:type="dxa"/>
-            </w:tcMar>
-            <w:vAlign w:val="center"/>
-          </w:tcPr>
-          <w:p>
-            <w:pPr>
-              <w:jc w:val="center"/>
-            </w:pPr>
-            <w:r>
-              <w:rPr>
-                <w:b/>
-                <w:bCs/>
-                <w:color w:val="1F4E79"/>
-                <w:sz w:val="20"/>
-                <w:szCs w:val="20"/>
-              </w:rPr>
-              <w:t>1.5.1</w:t>
-            </w:r>
-          </w:p>
-        </w:tc>
-        <w:tc>
-          <w:tcPr>
-            <w:tcW w:w="4126" w:type="dxa"/>
-            <w:tcBorders>
-              <w:top w:val="single" w:sz="1" w:space="0" w:color="BDD7EE"/>
-              <w:left w:val="single" w:sz="1" w:space="0" w:color="BDD7EE"/>
-              <w:bottom w:val="single" w:sz="1" w:space="0" w:color="BDD7EE"/>
-              <w:right w:val="single" w:sz="1" w:space="0" w:color="BDD7EE"/>
-            </w:tcBorders>
-            <w:shd w:val="clear" w:color="auto" w:fill="FFFFFF"/>
-            <w:tcMar>
-              <w:top w:w="80" w:type="dxa"/>
-              <w:left w:w="120" w:type="dxa"/>
-              <w:bottom w:w="80" w:type="dxa"/>
-              <w:right w:w="120" w:type="dxa"/>
-            </w:tcMar>
-            <w:vAlign w:val="center"/>
-          </w:tcPr>
-          <w:p>
-            <w:r>
-              <w:rPr>
-                <w:color w:val="2E2E2E"/>
-                <w:sz w:val="20"/>
-                <w:szCs w:val="20"/>
-              </w:rPr>
-              <w:t>Documentation technique et utilisateur</w:t>
-            </w:r>
-          </w:p>
-        </w:tc>
-        <w:tc>
-          <w:tcPr>
-            <w:tcW w:w="900" w:type="dxa"/>
-            <w:tcBorders>
-              <w:top w:val="single" w:sz="1" w:space="0" w:color="BDD7EE"/>
-              <w:left w:val="single" w:sz="1" w:space="0" w:color="BDD7EE"/>
-              <w:bottom w:val="single" w:sz="1" w:space="0" w:color="BDD7EE"/>
-              <w:right w:val="single" w:sz="1" w:space="0" w:color="BDD7EE"/>
-            </w:tcBorders>
-            <w:shd w:val="clear" w:color="auto" w:fill="FFFFFF"/>
-            <w:tcMar>
-              <w:top w:w="80" w:type="dxa"/>
-              <w:left w:w="120" w:type="dxa"/>
-              <w:bottom w:w="80" w:type="dxa"/>
-              <w:right w:w="120" w:type="dxa"/>
-            </w:tcMar>
-            <w:vAlign w:val="center"/>
-          </w:tcPr>
-          <w:p>
-            <w:pPr>
-              <w:jc w:val="center"/>
-            </w:pPr>
-            <w:r>
-              <w:rPr>
-                <w:color w:val="2E2E2E"/>
-                <w:sz w:val="20"/>
-                <w:szCs w:val="20"/>
-              </w:rPr>
-              <w:t>8 j</w:t>
-            </w:r>
-          </w:p>
-        </w:tc>
-        <w:tc>
-          <w:tcPr>
-            <w:tcW w:w="2900" w:type="dxa"/>
-            <w:tcBorders>
-              <w:top w:val="single" w:sz="1" w:space="0" w:color="BDD7EE"/>
-              <w:left w:val="single" w:sz="1" w:space="0" w:color="BDD7EE"/>
-              <w:bottom w:val="single" w:sz="1" w:space="0" w:color="BDD7EE"/>
-              <w:right w:val="single" w:sz="1" w:space="0" w:color="BDD7EE"/>
-            </w:tcBorders>
-            <w:shd w:val="clear" w:color="auto" w:fill="FFFFFF"/>
-            <w:tcMar>
-              <w:top w:w="80" w:type="dxa"/>
-              <w:left w:w="120" w:type="dxa"/>
-              <w:bottom w:w="80" w:type="dxa"/>
-              <w:right w:w="120" w:type="dxa"/>
-            </w:tcMar>
-            <w:vAlign w:val="center"/>
-          </w:tcPr>
-          <w:p>
-            <w:r>
-              <w:rPr>
-                <w:color w:val="2E2E2E"/>
-                <w:sz w:val="20"/>
-                <w:szCs w:val="20"/>
-              </w:rPr>
-              <w:t>Mechta A.</w:t>
-            </w:r>
-          </w:p>
-        </w:tc>
-      </w:tr>
-      <w:tr>
-        <w:tc>
-          <w:tcPr>
-            <w:tcW w:w="1100" w:type="dxa"/>
-            <w:tcBorders>
-              <w:top w:val="single" w:sz="1" w:space="0" w:color="BDD7EE"/>
-              <w:left w:val="single" w:sz="1" w:space="0" w:color="BDD7EE"/>
-              <w:bottom w:val="single" w:sz="1" w:space="0" w:color="BDD7EE"/>
-              <w:right w:val="single" w:sz="1" w:space="0" w:color="BDD7EE"/>
-            </w:tcBorders>
-            <w:shd w:val="clear" w:color="auto" w:fill="FFFFFF"/>
-            <w:tcMar>
-              <w:top w:w="80" w:type="dxa"/>
-              <w:left w:w="120" w:type="dxa"/>
-              <w:bottom w:w="80" w:type="dxa"/>
-              <w:right w:w="120" w:type="dxa"/>
-            </w:tcMar>
-            <w:vAlign w:val="center"/>
-          </w:tcPr>
-          <w:p>
-            <w:pPr>
-              <w:jc w:val="center"/>
-            </w:pPr>
-            <w:r>
-              <w:rPr>
-                <w:color w:val="595959"/>
-                <w:sz w:val="20"/>
-                <w:szCs w:val="20"/>
-              </w:rPr>
-              <w:t>1.5.1.1</w:t>
-            </w:r>
-          </w:p>
-        </w:tc>
-        <w:tc>
-          <w:tcPr>
-            <w:tcW w:w="4126" w:type="dxa"/>
-            <w:tcBorders>
-              <w:top w:val="single" w:sz="1" w:space="0" w:color="BDD7EE"/>
-              <w:left w:val="single" w:sz="1" w:space="0" w:color="BDD7EE"/>
-              <w:bottom w:val="single" w:sz="1" w:space="0" w:color="BDD7EE"/>
-              <w:right w:val="single" w:sz="1" w:space="0" w:color="BDD7EE"/>
-            </w:tcBorders>
-            <w:shd w:val="clear" w:color="auto" w:fill="FFFFFF"/>
-            <w:tcMar>
-              <w:top w:w="80" w:type="dxa"/>
-              <w:left w:w="120" w:type="dxa"/>
-              <w:bottom w:w="80" w:type="dxa"/>
-              <w:right w:w="120" w:type="dxa"/>
-            </w:tcMar>
-            <w:vAlign w:val="center"/>
-          </w:tcPr>
-          <w:p>
-            <w:r>
-              <w:rPr>
-                <w:color w:val="595959"/>
-                <w:sz w:val="20"/>
-                <w:szCs w:val="20"/>
-              </w:rPr>
-              <w:t xml:space="preserve">    Documentation technique (architecture, API, déploiement)</w:t>
-            </w:r>
-          </w:p>
-        </w:tc>
-        <w:tc>
-          <w:tcPr>
-            <w:tcW w:w="900" w:type="dxa"/>
-            <w:tcBorders>
-              <w:top w:val="single" w:sz="1" w:space="0" w:color="BDD7EE"/>
-              <w:left w:val="single" w:sz="1" w:space="0" w:color="BDD7EE"/>
-              <w:bottom w:val="single" w:sz="1" w:space="0" w:color="BDD7EE"/>
-              <w:right w:val="single" w:sz="1" w:space="0" w:color="BDD7EE"/>
-            </w:tcBorders>
-            <w:shd w:val="clear" w:color="auto" w:fill="FFFFFF"/>
-            <w:tcMar>
-              <w:top w:w="80" w:type="dxa"/>
-              <w:left w:w="120" w:type="dxa"/>
-              <w:bottom w:w="80" w:type="dxa"/>
-              <w:right w:w="120" w:type="dxa"/>
-            </w:tcMar>
-            <w:vAlign w:val="center"/>
-          </w:tcPr>
-          <w:p>
-            <w:pPr>
-              <w:jc w:val="center"/>
-            </w:pPr>
-            <w:r>
-              <w:rPr>
-                <w:color w:val="2E2E2E"/>
-                <w:sz w:val="20"/>
-                <w:szCs w:val="20"/>
-              </w:rPr>
-              <w:t>3 j</w:t>
-            </w:r>
-          </w:p>
-        </w:tc>
-        <w:tc>
-          <w:tcPr>
-            <w:tcW w:w="2900" w:type="dxa"/>
-            <w:tcBorders>
-              <w:top w:val="single" w:sz="1" w:space="0" w:color="BDD7EE"/>
-              <w:left w:val="single" w:sz="1" w:space="0" w:color="BDD7EE"/>
-              <w:bottom w:val="single" w:sz="1" w:space="0" w:color="BDD7EE"/>
-              <w:right w:val="single" w:sz="1" w:space="0" w:color="BDD7EE"/>
-            </w:tcBorders>
-            <w:shd w:val="clear" w:color="auto" w:fill="FFFFFF"/>
-            <w:tcMar>
-              <w:top w:w="80" w:type="dxa"/>
-              <w:left w:w="120" w:type="dxa"/>
-              <w:bottom w:w="80" w:type="dxa"/>
-              <w:right w:w="120" w:type="dxa"/>
-            </w:tcMar>
-            <w:vAlign w:val="center"/>
-          </w:tcPr>
-          <w:p>
-            <w:r>
-              <w:rPr>
-                <w:color w:val="2E2E2E"/>
-                <w:sz w:val="20"/>
-                <w:szCs w:val="20"/>
-              </w:rPr>
-              <w:t>Mechta A.</w:t>
-            </w:r>
-          </w:p>
-        </w:tc>
-      </w:tr>
-      <w:tr>
-        <w:tc>
-          <w:tcPr>
-            <w:tcW w:w="1100" w:type="dxa"/>
-            <w:tcBorders>
-              <w:top w:val="single" w:sz="1" w:space="0" w:color="BDD7EE"/>
-              <w:left w:val="single" w:sz="1" w:space="0" w:color="BDD7EE"/>
-              <w:bottom w:val="single" w:sz="1" w:space="0" w:color="BDD7EE"/>
-              <w:right w:val="single" w:sz="1" w:space="0" w:color="BDD7EE"/>
-            </w:tcBorders>
-            <w:shd w:val="clear" w:color="auto" w:fill="FFFFFF"/>
-            <w:tcMar>
-              <w:top w:w="80" w:type="dxa"/>
-              <w:left w:w="120" w:type="dxa"/>
-              <w:bottom w:w="80" w:type="dxa"/>
-              <w:right w:w="120" w:type="dxa"/>
-            </w:tcMar>
-            <w:vAlign w:val="center"/>
-          </w:tcPr>
-          <w:p>
-            <w:pPr>
-              <w:jc w:val="center"/>
-            </w:pPr>
-            <w:r>
-              <w:rPr>
-                <w:color w:val="595959"/>
-                <w:sz w:val="20"/>
-                <w:szCs w:val="20"/>
-              </w:rPr>
-              <w:t>1.5.1.2</w:t>
-            </w:r>
-          </w:p>
-        </w:tc>
-        <w:tc>
-          <w:tcPr>
-            <w:tcW w:w="4126" w:type="dxa"/>
-            <w:tcBorders>
-              <w:top w:val="single" w:sz="1" w:space="0" w:color="BDD7EE"/>
-              <w:left w:val="single" w:sz="1" w:space="0" w:color="BDD7EE"/>
-              <w:bottom w:val="single" w:sz="1" w:space="0" w:color="BDD7EE"/>
-              <w:right w:val="single" w:sz="1" w:space="0" w:color="BDD7EE"/>
-            </w:tcBorders>
-            <w:shd w:val="clear" w:color="auto" w:fill="F9F9F9"/>
-            <w:tcMar>
-              <w:top w:w="80" w:type="dxa"/>
-              <w:left w:w="120" w:type="dxa"/>
-              <w:bottom w:w="80" w:type="dxa"/>
-              <w:right w:w="120" w:type="dxa"/>
-            </w:tcMar>
-            <w:vAlign w:val="center"/>
-          </w:tcPr>
-          <w:p>
-            <w:r>
-              <w:rPr>
-                <w:color w:val="595959"/>
-                <w:sz w:val="20"/>
-                <w:szCs w:val="20"/>
-              </w:rPr>
-              <w:t xml:space="preserve">    Guides utilisateurs illustrés (Admin, Professeur, Parent)</w:t>
-            </w:r>
-          </w:p>
-        </w:tc>
-        <w:tc>
-          <w:tcPr>
-            <w:tcW w:w="900" w:type="dxa"/>
-            <w:tcBorders>
-              <w:top w:val="single" w:sz="1" w:space="0" w:color="BDD7EE"/>
-              <w:left w:val="single" w:sz="1" w:space="0" w:color="BDD7EE"/>
-              <w:bottom w:val="single" w:sz="1" w:space="0" w:color="BDD7EE"/>
-              <w:right w:val="single" w:sz="1" w:space="0" w:color="BDD7EE"/>
-            </w:tcBorders>
-            <w:shd w:val="clear" w:color="auto" w:fill="F9F9F9"/>
-            <w:tcMar>
-              <w:top w:w="80" w:type="dxa"/>
-              <w:left w:w="120" w:type="dxa"/>
-              <w:bottom w:w="80" w:type="dxa"/>
-              <w:right w:w="120" w:type="dxa"/>
-            </w:tcMar>
-            <w:vAlign w:val="center"/>
-          </w:tcPr>
-          <w:p>
-            <w:pPr>
-              <w:jc w:val="center"/>
-            </w:pPr>
-            <w:r>
-              <w:rPr>
-                <w:color w:val="2E2E2E"/>
-                <w:sz w:val="20"/>
-                <w:szCs w:val="20"/>
-              </w:rPr>
-              <w:t>3 j</w:t>
-            </w:r>
-          </w:p>
-        </w:tc>
-        <w:tc>
-          <w:tcPr>
-            <w:tcW w:w="2900" w:type="dxa"/>
-            <w:tcBorders>
-              <w:top w:val="single" w:sz="1" w:space="0" w:color="BDD7EE"/>
-              <w:left w:val="single" w:sz="1" w:space="0" w:color="BDD7EE"/>
-              <w:bottom w:val="single" w:sz="1" w:space="0" w:color="BDD7EE"/>
-              <w:right w:val="single" w:sz="1" w:space="0" w:color="BDD7EE"/>
-            </w:tcBorders>
-            <w:shd w:val="clear" w:color="auto" w:fill="F9F9F9"/>
-            <w:tcMar>
-              <w:top w:w="80" w:type="dxa"/>
-              <w:left w:w="120" w:type="dxa"/>
-              <w:bottom w:w="80" w:type="dxa"/>
-              <w:right w:w="120" w:type="dxa"/>
-            </w:tcMar>
-            <w:vAlign w:val="center"/>
-          </w:tcPr>
-          <w:p>
-            <w:r>
-              <w:rPr>
-                <w:color w:val="2E2E2E"/>
-                <w:sz w:val="20"/>
-                <w:szCs w:val="20"/>
-              </w:rPr>
-              <w:t>Mechta A.</w:t>
-            </w:r>
-          </w:p>
-        </w:tc>
-      </w:tr>
-      <w:tr>
-        <w:tc>
-          <w:tcPr>
-            <w:tcW w:w="1100" w:type="dxa"/>
-            <w:tcBorders>
-              <w:top w:val="single" w:sz="1" w:space="0" w:color="BDD7EE"/>
-              <w:left w:val="single" w:sz="1" w:space="0" w:color="BDD7EE"/>
-              <w:bottom w:val="single" w:sz="1" w:space="0" w:color="BDD7EE"/>
-              <w:right w:val="single" w:sz="1" w:space="0" w:color="BDD7EE"/>
-            </w:tcBorders>
-            <w:shd w:val="clear" w:color="auto" w:fill="FFFFFF"/>
-            <w:tcMar>
-              <w:top w:w="80" w:type="dxa"/>
-              <w:left w:w="120" w:type="dxa"/>
-              <w:bottom w:w="80" w:type="dxa"/>
-              <w:right w:w="120" w:type="dxa"/>
-            </w:tcMar>
-            <w:vAlign w:val="center"/>
-          </w:tcPr>
-          <w:p>
-            <w:pPr>
-              <w:jc w:val="center"/>
-            </w:pPr>
-            <w:r>
-              <w:rPr>
-                <w:color w:val="595959"/>
-                <w:sz w:val="20"/>
-                <w:szCs w:val="20"/>
-              </w:rPr>
-              <w:t>1.5.1.3</w:t>
-            </w:r>
-          </w:p>
-        </w:tc>
-        <w:tc>
-          <w:tcPr>
-            <w:tcW w:w="4126" w:type="dxa"/>
-            <w:tcBorders>
-              <w:top w:val="single" w:sz="1" w:space="0" w:color="BDD7EE"/>
-              <w:left w:val="single" w:sz="1" w:space="0" w:color="BDD7EE"/>
-              <w:bottom w:val="single" w:sz="1" w:space="0" w:color="BDD7EE"/>
-              <w:right w:val="single" w:sz="1" w:space="0" w:color="BDD7EE"/>
-            </w:tcBorders>
-            <w:shd w:val="clear" w:color="auto" w:fill="FFFFFF"/>
-            <w:tcMar>
-              <w:top w:w="80" w:type="dxa"/>
-              <w:left w:w="120" w:type="dxa"/>
-              <w:bottom w:w="80" w:type="dxa"/>
-              <w:right w:w="120" w:type="dxa"/>
-            </w:tcMar>
-            <w:vAlign w:val="center"/>
-          </w:tcPr>
-          <w:p>
-            <w:r>
-              <w:rPr>
-                <w:color w:val="595959"/>
-                <w:sz w:val="20"/>
-                <w:szCs w:val="20"/>
-              </w:rPr>
-              <w:t xml:space="preserve">    Documentation du code source (</w:t>
-            </w:r>
-            <w:proofErr w:type="spellStart"/>
-            <w:r>
-              <w:rPr>
-                <w:color w:val="595959"/>
-                <w:sz w:val="20"/>
-                <w:szCs w:val="20"/>
-              </w:rPr>
-              <w:t>PHPDoc</w:t>
-            </w:r>
-            <w:proofErr w:type="spellEnd"/>
-            <w:r>
-              <w:rPr>
-                <w:color w:val="595959"/>
-                <w:sz w:val="20"/>
-                <w:szCs w:val="20"/>
-              </w:rPr>
-              <w:t>, JSDoc)</w:t>
             </w:r>
           </w:p>
         </w:tc>
@@ -14065,18 +14133,8 @@
                 <w:sz w:val="20"/>
                 <w:szCs w:val="20"/>
               </w:rPr>
-              <w:t xml:space="preserve">1.4 Intégration &amp; </w:t>
-            </w:r>
-            <w:proofErr w:type="spellStart"/>
-            <w:r>
-              <w:rPr>
-                <w:color w:val="2E2E2E"/>
-                <w:sz w:val="20"/>
-                <w:szCs w:val="20"/>
-              </w:rPr>
-              <w:t>Testing</w:t>
-            </w:r>
-            <w:proofErr w:type="spellEnd"/>
+              <w:t>1.4 Intégration &amp; Testing</w:t>
+            </w:r>
           </w:p>
         </w:tc>
         <w:tc>
@@ -14280,7 +14338,23 @@
                 <w:sz w:val="20"/>
                 <w:szCs w:val="20"/>
               </w:rPr>
-              <w:t>25/06/2026</w:t>
+              <w:t>2</w:t>
+            </w:r>
+            <w:r>
+              <w:rPr>
+                <w:color w:val="2E2E2E"/>
+                <w:sz w:val="20"/>
+                <w:szCs w:val="20"/>
+              </w:rPr>
+              <w:t>8</w:t>
+            </w:r>
+            <w:r>
+              <w:rPr>
+                <w:color w:val="2E2E2E"/>
+                <w:sz w:val="20"/>
+                <w:szCs w:val="20"/>
+              </w:rPr>
+              <w:t>/06/2026</w:t>
             </w:r>
           </w:p>
         </w:tc>
@@ -15526,6 +15600,9 @@
         <w:spacing w:before="60"/>
       </w:pPr>
       <w:r>
+        <w:rPr>
+          <w:noProof/>
+        </w:rPr>
         <w:lastRenderedPageBreak/>
         <w:drawing>
           <wp:anchor distT="0" distB="0" distL="114300" distR="114300" simplePos="0" relativeHeight="251659264" behindDoc="0" locked="0" layoutInCell="1" allowOverlap="1" wp14:anchorId="108C7920" wp14:editId="6AE27B3E">
@@ -16512,7 +16589,6 @@
               <w:t xml:space="preserve">Count tickets </w:t>
             </w:r>
             <w:proofErr w:type="spellStart"/>
-            <w:proofErr w:type="gramStart"/>
             <w:r>
               <w:rPr>
                 <w:color w:val="2E2E2E"/>
@@ -16523,7 +16599,6 @@
               <w:t>labels:critical</w:t>
             </w:r>
             <w:proofErr w:type="spellEnd"/>
-            <w:proofErr w:type="gramEnd"/>
             <w:r>
               <w:rPr>
                 <w:color w:val="2E2E2E"/>
@@ -17686,7 +17761,6 @@
               <w:t xml:space="preserve">GitHub Issues — </w:t>
             </w:r>
             <w:proofErr w:type="spellStart"/>
-            <w:proofErr w:type="gramStart"/>
             <w:r>
               <w:rPr>
                 <w:color w:val="2E2E2E"/>
@@ -17694,17 +17768,7 @@
                 <w:szCs w:val="20"/>
                 <w:lang w:val="en-US"/>
               </w:rPr>
-              <w:t>label:tech</w:t>
-            </w:r>
-            <w:proofErr w:type="gramEnd"/>
-            <w:r>
-              <w:rPr>
-                <w:color w:val="2E2E2E"/>
-                <w:sz w:val="20"/>
-                <w:szCs w:val="20"/>
-                <w:lang w:val="en-US"/>
-              </w:rPr>
-              <w:t>-debt</w:t>
+              <w:t>label:tech-debt</w:t>
             </w:r>
             <w:proofErr w:type="spellEnd"/>
           </w:p>
@@ -22734,7 +22798,25 @@
                 <w:sz w:val="20"/>
                 <w:szCs w:val="20"/>
               </w:rPr>
-              <w:t xml:space="preserve">Écosystème riche, ORM Eloquent, Sanctum </w:t>
+              <w:t xml:space="preserve">Écosystème riche, ORM Eloquent, </w:t>
+            </w:r>
+            <w:proofErr w:type="spellStart"/>
+            <w:r>
+              <w:rPr>
+                <w:color w:val="2E2E2E"/>
+                <w:sz w:val="20"/>
+                <w:szCs w:val="20"/>
+              </w:rPr>
+              <w:t>Sanctum</w:t>
+            </w:r>
+            <w:proofErr w:type="spellEnd"/>
+            <w:r>
+              <w:rPr>
+                <w:color w:val="2E2E2E"/>
+                <w:sz w:val="20"/>
+                <w:szCs w:val="20"/>
+              </w:rPr>
+              <w:t xml:space="preserve"> </w:t>
             </w:r>
             <w:proofErr w:type="spellStart"/>
             <w:r>
@@ -24264,8 +24346,18 @@
                 <w:sz w:val="20"/>
                 <w:szCs w:val="20"/>
               </w:rPr>
-              <w:t xml:space="preserve"> pour Laravel</w:t>
-            </w:r>
+              <w:t xml:space="preserve"> pour </w:t>
+            </w:r>
+            <w:proofErr w:type="spellStart"/>
+            <w:r>
+              <w:rPr>
+                <w:color w:val="2E2E2E"/>
+                <w:sz w:val="20"/>
+                <w:szCs w:val="20"/>
+              </w:rPr>
+              <w:t>Laravel</w:t>
+            </w:r>
+            <w:proofErr w:type="spellEnd"/>
           </w:p>
         </w:tc>
       </w:tr>
@@ -26889,7 +26981,25 @@
                 <w:sz w:val="20"/>
                 <w:szCs w:val="20"/>
               </w:rPr>
-              <w:t xml:space="preserve">Profiling dès la phase 4 (Laravel </w:t>
+              <w:t>Profiling dès la phase 4 (</w:t>
+            </w:r>
+            <w:proofErr w:type="spellStart"/>
+            <w:r>
+              <w:rPr>
+                <w:color w:val="2E2E2E"/>
+                <w:sz w:val="20"/>
+                <w:szCs w:val="20"/>
+              </w:rPr>
+              <w:t>Laravel</w:t>
+            </w:r>
+            <w:proofErr w:type="spellEnd"/>
+            <w:r>
+              <w:rPr>
+                <w:color w:val="2E2E2E"/>
+                <w:sz w:val="20"/>
+                <w:szCs w:val="20"/>
+              </w:rPr>
+              <w:t xml:space="preserve"> </w:t>
             </w:r>
             <w:proofErr w:type="spellStart"/>
             <w:r>
@@ -30417,13 +30527,23 @@
             <w:vAlign w:val="center"/>
           </w:tcPr>
           <w:p>
-            <w:r>
-              <w:rPr>
-                <w:color w:val="2E2E2E"/>
-                <w:sz w:val="20"/>
-                <w:szCs w:val="20"/>
-              </w:rPr>
-              <w:t xml:space="preserve">Laravel </w:t>
+            <w:proofErr w:type="spellStart"/>
+            <w:r>
+              <w:rPr>
+                <w:color w:val="2E2E2E"/>
+                <w:sz w:val="20"/>
+                <w:szCs w:val="20"/>
+              </w:rPr>
+              <w:t>Laravel</w:t>
+            </w:r>
+            <w:proofErr w:type="spellEnd"/>
+            <w:r>
+              <w:rPr>
+                <w:color w:val="2E2E2E"/>
+                <w:sz w:val="20"/>
+                <w:szCs w:val="20"/>
+              </w:rPr>
+              <w:t xml:space="preserve"> </w:t>
             </w:r>
             <w:proofErr w:type="spellStart"/>
             <w:r>
@@ -31421,6 +31541,7 @@
   <w:style w:type="character" w:default="1" w:styleId="DefaultParagraphFont">
     <w:name w:val="Default Paragraph Font"/>
     <w:uiPriority w:val="1"/>
+    <w:semiHidden/>
     <w:unhideWhenUsed/>
   </w:style>
   <w:style w:type="table" w:default="1" w:styleId="TableNormal">

--- a/docs/PMP_SchoolHub.docx
+++ b/docs/PMP_SchoolHub.docx
@@ -15954,25 +15954,7 @@
                 <w:sz w:val="20"/>
                 <w:szCs w:val="20"/>
               </w:rPr>
-              <w:t xml:space="preserve">Tâches terminées / Total </w:t>
-            </w:r>
-            <w:proofErr w:type="gramStart"/>
-            <w:r>
-              <w:rPr>
-                <w:color w:val="2E2E2E"/>
-                <w:sz w:val="20"/>
-                <w:szCs w:val="20"/>
-              </w:rPr>
-              <w:t>tâches</w:t>
-            </w:r>
-            <w:proofErr w:type="gramEnd"/>
-            <w:r>
-              <w:rPr>
-                <w:color w:val="2E2E2E"/>
-                <w:sz w:val="20"/>
-                <w:szCs w:val="20"/>
-              </w:rPr>
-              <w:t xml:space="preserve"> WBS × 100</w:t>
+              <w:t>Tâches terminées / Total tâches WBS × 100</w:t>
             </w:r>
           </w:p>
         </w:tc>
@@ -16059,18 +16041,8 @@
                 <w:sz w:val="20"/>
                 <w:szCs w:val="20"/>
               </w:rPr>
-              <w:t xml:space="preserve">GitHub </w:t>
-            </w:r>
-            <w:proofErr w:type="spellStart"/>
-            <w:r>
-              <w:rPr>
-                <w:color w:val="2E2E2E"/>
-                <w:sz w:val="20"/>
-                <w:szCs w:val="20"/>
-              </w:rPr>
-              <w:t>Projects</w:t>
-            </w:r>
-            <w:proofErr w:type="spellEnd"/>
+              <w:t>GitHub Projects</w:t>
+            </w:r>
           </w:p>
         </w:tc>
       </w:tr>
@@ -16334,18 +16306,8 @@
                 <w:sz w:val="20"/>
                 <w:szCs w:val="20"/>
               </w:rPr>
-              <w:t>≥ 15 pts/</w:t>
-            </w:r>
-            <w:proofErr w:type="spellStart"/>
-            <w:r>
-              <w:rPr>
-                <w:color w:val="2E2E2E"/>
-                <w:sz w:val="20"/>
-                <w:szCs w:val="20"/>
-              </w:rPr>
-              <w:t>sem</w:t>
-            </w:r>
-            <w:proofErr w:type="spellEnd"/>
+              <w:t>≥ 15 pts/sem</w:t>
+            </w:r>
           </w:p>
         </w:tc>
         <w:tc>
@@ -16586,27 +16548,7 @@
                 <w:szCs w:val="20"/>
                 <w:lang w:val="en-US"/>
               </w:rPr>
-              <w:t xml:space="preserve">Count tickets </w:t>
-            </w:r>
-            <w:proofErr w:type="spellStart"/>
-            <w:r>
-              <w:rPr>
-                <w:color w:val="2E2E2E"/>
-                <w:sz w:val="20"/>
-                <w:szCs w:val="20"/>
-                <w:lang w:val="en-US"/>
-              </w:rPr>
-              <w:t>labels:critical</w:t>
-            </w:r>
-            <w:proofErr w:type="spellEnd"/>
-            <w:r>
-              <w:rPr>
-                <w:color w:val="2E2E2E"/>
-                <w:sz w:val="20"/>
-                <w:szCs w:val="20"/>
-                <w:lang w:val="en-US"/>
-              </w:rPr>
-              <w:t xml:space="preserve"> </w:t>
+              <w:t xml:space="preserve">Count tickets labels:critical </w:t>
             </w:r>
             <w:proofErr w:type="spellStart"/>
             <w:r>
@@ -30238,18 +30180,8 @@
                 <w:sz w:val="20"/>
                 <w:szCs w:val="20"/>
               </w:rPr>
-              <w:t xml:space="preserve">GitHub </w:t>
-            </w:r>
-            <w:proofErr w:type="spellStart"/>
-            <w:r>
-              <w:rPr>
-                <w:color w:val="2E2E2E"/>
-                <w:sz w:val="20"/>
-                <w:szCs w:val="20"/>
-              </w:rPr>
-              <w:t>Projects</w:t>
-            </w:r>
-            <w:proofErr w:type="spellEnd"/>
+              <w:t>GitHub Projects</w:t>
+            </w:r>
           </w:p>
         </w:tc>
         <w:tc>
